--- a/Use_Case_Description.docx
+++ b/Use_Case_Description.docx
@@ -7,27 +7,1674 @@
         <w:rPr>
           <w:rFonts w:hint="eastAsia"/>
         </w:rPr>
-        <w:t>&lt;</w:t>
-      </w:r>
-      <w:proofErr w:type="spellStart"/>
+        <w:t>&lt;허수민 팀원&gt;</w:t>
+      </w:r>
+      <w:r>
+        <w:br/>
+      </w:r>
+      <w:r>
+        <w:t xml:space="preserve">Use case </w:t>
+      </w:r>
+      <w:proofErr w:type="gramStart"/>
+      <w:r>
+        <w:t>description :</w:t>
+      </w:r>
+      <w:proofErr w:type="gramEnd"/>
+      <w:r>
+        <w:t xml:space="preserve"> 자전거 등록</w:t>
+      </w:r>
+    </w:p>
+    <w:tbl>
+      <w:tblPr>
+        <w:tblW w:w="9026" w:type="dxa"/>
+        <w:tblCellMar>
+          <w:top w:w="15" w:type="dxa"/>
+          <w:left w:w="15" w:type="dxa"/>
+          <w:bottom w:w="15" w:type="dxa"/>
+          <w:right w:w="15" w:type="dxa"/>
+        </w:tblCellMar>
+        <w:tblLook w:val="04A0" w:firstRow="1" w:lastRow="0" w:firstColumn="1" w:lastColumn="0" w:noHBand="0" w:noVBand="1"/>
+      </w:tblPr>
+      <w:tblGrid>
+        <w:gridCol w:w="4513"/>
+        <w:gridCol w:w="4513"/>
+      </w:tblGrid>
+      <w:tr>
+        <w:tc>
+          <w:tcPr>
+            <w:tcW w:w="4513" w:type="dxa"/>
+            <w:tcBorders>
+              <w:top w:val="single" w:sz="8" w:space="0" w:color="000000"/>
+              <w:left w:val="single" w:sz="8" w:space="0" w:color="000000"/>
+              <w:bottom w:val="single" w:sz="8" w:space="0" w:color="000000"/>
+              <w:right w:val="single" w:sz="8" w:space="0" w:color="000000"/>
+            </w:tcBorders>
+            <w:tcMar>
+              <w:top w:w="100" w:type="dxa"/>
+              <w:left w:w="100" w:type="dxa"/>
+              <w:bottom w:w="100" w:type="dxa"/>
+              <w:right w:w="100" w:type="dxa"/>
+            </w:tcMar>
+            <w:hideMark/>
+          </w:tcPr>
+          <w:p>
+            <w:r>
+              <w:t>Actor Action</w:t>
+            </w:r>
+          </w:p>
+        </w:tc>
+        <w:tc>
+          <w:tcPr>
+            <w:tcW w:w="4513" w:type="dxa"/>
+            <w:tcBorders>
+              <w:top w:val="single" w:sz="8" w:space="0" w:color="000000"/>
+              <w:left w:val="single" w:sz="8" w:space="0" w:color="000000"/>
+              <w:bottom w:val="single" w:sz="8" w:space="0" w:color="000000"/>
+              <w:right w:val="single" w:sz="8" w:space="0" w:color="000000"/>
+            </w:tcBorders>
+            <w:tcMar>
+              <w:top w:w="100" w:type="dxa"/>
+              <w:left w:w="100" w:type="dxa"/>
+              <w:bottom w:w="100" w:type="dxa"/>
+              <w:right w:w="100" w:type="dxa"/>
+            </w:tcMar>
+            <w:hideMark/>
+          </w:tcPr>
+          <w:p>
+            <w:r>
+              <w:t>System Response</w:t>
+            </w:r>
+          </w:p>
+        </w:tc>
+      </w:tr>
+      <w:tr>
+        <w:tc>
+          <w:tcPr>
+            <w:tcW w:w="4513" w:type="dxa"/>
+            <w:tcBorders>
+              <w:top w:val="single" w:sz="8" w:space="0" w:color="000000"/>
+              <w:left w:val="single" w:sz="8" w:space="0" w:color="000000"/>
+              <w:bottom w:val="single" w:sz="8" w:space="0" w:color="000000"/>
+              <w:right w:val="single" w:sz="8" w:space="0" w:color="000000"/>
+            </w:tcBorders>
+            <w:tcMar>
+              <w:top w:w="100" w:type="dxa"/>
+              <w:left w:w="100" w:type="dxa"/>
+              <w:bottom w:w="100" w:type="dxa"/>
+              <w:right w:w="100" w:type="dxa"/>
+            </w:tcMar>
+          </w:tcPr>
+          <w:p>
+            <w:pPr>
+              <w:rPr>
+                <w:rFonts w:hint="eastAsia"/>
+              </w:rPr>
+            </w:pPr>
+            <w:r>
+              <w:t>1. 관리자가 자전거 등록 창에 접근한다.</w:t>
+            </w:r>
+          </w:p>
+        </w:tc>
+        <w:tc>
+          <w:tcPr>
+            <w:tcW w:w="4513" w:type="dxa"/>
+            <w:tcBorders>
+              <w:top w:val="single" w:sz="8" w:space="0" w:color="000000"/>
+              <w:left w:val="single" w:sz="8" w:space="0" w:color="000000"/>
+              <w:bottom w:val="single" w:sz="8" w:space="0" w:color="000000"/>
+              <w:right w:val="single" w:sz="8" w:space="0" w:color="000000"/>
+            </w:tcBorders>
+            <w:tcMar>
+              <w:top w:w="100" w:type="dxa"/>
+              <w:left w:w="100" w:type="dxa"/>
+              <w:bottom w:w="100" w:type="dxa"/>
+              <w:right w:w="100" w:type="dxa"/>
+            </w:tcMar>
+          </w:tcPr>
+          <w:p>
+            <w:pPr>
+              <w:rPr>
+                <w:rFonts w:hint="eastAsia"/>
+              </w:rPr>
+            </w:pPr>
+            <w:r>
+              <w:t>2. 자전거 정보(자전거 ID, 자전거 제품명, 유형(일반/전기), 소속 대여소, 상태(사용 가능/수리 중) 등)를 입력할 수 있는 화면을 보여준다.</w:t>
+            </w:r>
+          </w:p>
+        </w:tc>
+      </w:tr>
+      <w:tr>
+        <w:trPr>
+          <w:trHeight w:val="1042"/>
+        </w:trPr>
+        <w:tc>
+          <w:tcPr>
+            <w:tcW w:w="4513" w:type="dxa"/>
+            <w:tcBorders>
+              <w:top w:val="single" w:sz="8" w:space="0" w:color="000000"/>
+              <w:left w:val="single" w:sz="8" w:space="0" w:color="000000"/>
+              <w:bottom w:val="single" w:sz="8" w:space="0" w:color="000000"/>
+              <w:right w:val="single" w:sz="8" w:space="0" w:color="000000"/>
+            </w:tcBorders>
+            <w:tcMar>
+              <w:top w:w="100" w:type="dxa"/>
+              <w:left w:w="100" w:type="dxa"/>
+              <w:bottom w:w="100" w:type="dxa"/>
+              <w:right w:w="100" w:type="dxa"/>
+            </w:tcMar>
+          </w:tcPr>
+          <w:p>
+            <w:pPr>
+              <w:rPr>
+                <w:rFonts w:hint="eastAsia"/>
+              </w:rPr>
+            </w:pPr>
+            <w:r>
+              <w:t>3. 관리자가 자전거 정보(자전거 ID, 자전거 제품명, 유형(일반/전기), 소속 대여소, 상태(사용 가능/수리 중) 등)를 입력하고 등록 버튼을 클릭한다.</w:t>
+            </w:r>
+          </w:p>
+        </w:tc>
+        <w:tc>
+          <w:tcPr>
+            <w:tcW w:w="4513" w:type="dxa"/>
+            <w:tcBorders>
+              <w:top w:val="single" w:sz="8" w:space="0" w:color="000000"/>
+              <w:left w:val="single" w:sz="8" w:space="0" w:color="000000"/>
+              <w:bottom w:val="single" w:sz="8" w:space="0" w:color="000000"/>
+              <w:right w:val="single" w:sz="8" w:space="0" w:color="000000"/>
+            </w:tcBorders>
+            <w:tcMar>
+              <w:top w:w="100" w:type="dxa"/>
+              <w:left w:w="100" w:type="dxa"/>
+              <w:bottom w:w="100" w:type="dxa"/>
+              <w:right w:w="100" w:type="dxa"/>
+            </w:tcMar>
+          </w:tcPr>
+          <w:p>
+            <w:pPr>
+              <w:rPr>
+                <w:rFonts w:hint="eastAsia"/>
+              </w:rPr>
+            </w:pPr>
+            <w:r>
+              <w:t>4. 입력된 자전거 정보를 확인하고 저장한다.</w:t>
+            </w:r>
+          </w:p>
+        </w:tc>
+      </w:tr>
+      <w:tr>
+        <w:tc>
+          <w:tcPr>
+            <w:tcW w:w="4513" w:type="dxa"/>
+            <w:tcBorders>
+              <w:top w:val="single" w:sz="8" w:space="0" w:color="000000"/>
+              <w:left w:val="single" w:sz="8" w:space="0" w:color="000000"/>
+              <w:bottom w:val="single" w:sz="8" w:space="0" w:color="000000"/>
+              <w:right w:val="single" w:sz="8" w:space="0" w:color="000000"/>
+            </w:tcBorders>
+            <w:tcMar>
+              <w:top w:w="100" w:type="dxa"/>
+              <w:left w:w="100" w:type="dxa"/>
+              <w:bottom w:w="100" w:type="dxa"/>
+              <w:right w:w="100" w:type="dxa"/>
+            </w:tcMar>
+          </w:tcPr>
+          <w:p>
+            <w:pPr>
+              <w:rPr>
+                <w:rFonts w:hint="eastAsia"/>
+              </w:rPr>
+            </w:pPr>
+            <w:r>
+              <w:t>5. None</w:t>
+            </w:r>
+          </w:p>
+        </w:tc>
+        <w:tc>
+          <w:tcPr>
+            <w:tcW w:w="4513" w:type="dxa"/>
+            <w:tcBorders>
+              <w:top w:val="single" w:sz="8" w:space="0" w:color="000000"/>
+              <w:left w:val="single" w:sz="8" w:space="0" w:color="000000"/>
+              <w:bottom w:val="single" w:sz="8" w:space="0" w:color="000000"/>
+              <w:right w:val="single" w:sz="8" w:space="0" w:color="000000"/>
+            </w:tcBorders>
+            <w:tcMar>
+              <w:top w:w="100" w:type="dxa"/>
+              <w:left w:w="100" w:type="dxa"/>
+              <w:bottom w:w="100" w:type="dxa"/>
+              <w:right w:w="100" w:type="dxa"/>
+            </w:tcMar>
+          </w:tcPr>
+          <w:p>
+            <w:pPr>
+              <w:rPr>
+                <w:rFonts w:hint="eastAsia"/>
+              </w:rPr>
+            </w:pPr>
+            <w:r>
+              <w:t>6. 정상적으로 저장되었음을 알려준다.</w:t>
+            </w:r>
+          </w:p>
+        </w:tc>
+      </w:tr>
+    </w:tbl>
+    <w:p>
+      <w:r>
+        <w:br/>
+      </w:r>
+      <w:r>
+        <w:t xml:space="preserve">Use case </w:t>
+      </w:r>
+      <w:proofErr w:type="gramStart"/>
+      <w:r>
+        <w:t>description :</w:t>
+      </w:r>
+      <w:proofErr w:type="gramEnd"/>
+      <w:r>
+        <w:t xml:space="preserve"> 자전거 리스트 조회</w:t>
+      </w:r>
+    </w:p>
+    <w:tbl>
+      <w:tblPr>
+        <w:tblW w:w="9026" w:type="dxa"/>
+        <w:tblCellMar>
+          <w:top w:w="15" w:type="dxa"/>
+          <w:left w:w="15" w:type="dxa"/>
+          <w:bottom w:w="15" w:type="dxa"/>
+          <w:right w:w="15" w:type="dxa"/>
+        </w:tblCellMar>
+        <w:tblLook w:val="04A0" w:firstRow="1" w:lastRow="0" w:firstColumn="1" w:lastColumn="0" w:noHBand="0" w:noVBand="1"/>
+      </w:tblPr>
+      <w:tblGrid>
+        <w:gridCol w:w="4525"/>
+        <w:gridCol w:w="4501"/>
+      </w:tblGrid>
+      <w:tr>
+        <w:tc>
+          <w:tcPr>
+            <w:tcW w:w="4526" w:type="dxa"/>
+            <w:tcBorders>
+              <w:top w:val="single" w:sz="8" w:space="0" w:color="000000"/>
+              <w:left w:val="single" w:sz="8" w:space="0" w:color="000000"/>
+              <w:bottom w:val="single" w:sz="8" w:space="0" w:color="000000"/>
+              <w:right w:val="single" w:sz="8" w:space="0" w:color="000000"/>
+            </w:tcBorders>
+            <w:tcMar>
+              <w:top w:w="100" w:type="dxa"/>
+              <w:left w:w="100" w:type="dxa"/>
+              <w:bottom w:w="100" w:type="dxa"/>
+              <w:right w:w="100" w:type="dxa"/>
+            </w:tcMar>
+            <w:hideMark/>
+          </w:tcPr>
+          <w:p>
+            <w:r>
+              <w:t>Actor Action</w:t>
+            </w:r>
+          </w:p>
+        </w:tc>
+        <w:tc>
+          <w:tcPr>
+            <w:tcW w:w="4500" w:type="dxa"/>
+            <w:tcBorders>
+              <w:top w:val="single" w:sz="8" w:space="0" w:color="000000"/>
+              <w:left w:val="single" w:sz="8" w:space="0" w:color="000000"/>
+              <w:bottom w:val="single" w:sz="8" w:space="0" w:color="000000"/>
+              <w:right w:val="single" w:sz="8" w:space="0" w:color="000000"/>
+            </w:tcBorders>
+            <w:tcMar>
+              <w:top w:w="100" w:type="dxa"/>
+              <w:left w:w="100" w:type="dxa"/>
+              <w:bottom w:w="100" w:type="dxa"/>
+              <w:right w:w="100" w:type="dxa"/>
+            </w:tcMar>
+            <w:hideMark/>
+          </w:tcPr>
+          <w:p>
+            <w:r>
+              <w:t>System Response</w:t>
+            </w:r>
+          </w:p>
+        </w:tc>
+      </w:tr>
+      <w:tr>
+        <w:tc>
+          <w:tcPr>
+            <w:tcW w:w="4526" w:type="dxa"/>
+            <w:tcBorders>
+              <w:top w:val="single" w:sz="8" w:space="0" w:color="000000"/>
+              <w:left w:val="single" w:sz="8" w:space="0" w:color="000000"/>
+              <w:bottom w:val="single" w:sz="8" w:space="0" w:color="000000"/>
+              <w:right w:val="single" w:sz="8" w:space="0" w:color="000000"/>
+            </w:tcBorders>
+            <w:tcMar>
+              <w:top w:w="100" w:type="dxa"/>
+              <w:left w:w="100" w:type="dxa"/>
+              <w:bottom w:w="100" w:type="dxa"/>
+              <w:right w:w="100" w:type="dxa"/>
+            </w:tcMar>
+          </w:tcPr>
+          <w:p>
+            <w:pPr>
+              <w:pStyle w:val="aa"/>
+              <w:spacing w:after="0"/>
+            </w:pPr>
+            <w:r>
+              <w:rPr>
+                <w:rFonts w:ascii="Arial" w:hAnsi="Arial" w:cs="Arial"/>
+                <w:color w:val="000000"/>
+                <w:sz w:val="22"/>
+                <w:szCs w:val="22"/>
+              </w:rPr>
+              <w:t xml:space="preserve">1. </w:t>
+            </w:r>
+            <w:r>
+              <w:rPr>
+                <w:rFonts w:ascii="Arial" w:hAnsi="Arial" w:cs="Arial"/>
+                <w:color w:val="000000"/>
+                <w:sz w:val="22"/>
+                <w:szCs w:val="22"/>
+              </w:rPr>
+              <w:t>관리자가</w:t>
+            </w:r>
+            <w:r>
+              <w:rPr>
+                <w:rFonts w:ascii="Arial" w:hAnsi="Arial" w:cs="Arial"/>
+                <w:color w:val="000000"/>
+                <w:sz w:val="22"/>
+                <w:szCs w:val="22"/>
+              </w:rPr>
+              <w:t xml:space="preserve"> </w:t>
+            </w:r>
+            <w:r>
+              <w:rPr>
+                <w:rFonts w:ascii="Arial" w:hAnsi="Arial" w:cs="Arial"/>
+                <w:color w:val="000000"/>
+                <w:sz w:val="22"/>
+                <w:szCs w:val="22"/>
+              </w:rPr>
+              <w:t>자전거</w:t>
+            </w:r>
+            <w:r>
+              <w:rPr>
+                <w:rFonts w:ascii="Arial" w:hAnsi="Arial" w:cs="Arial"/>
+                <w:color w:val="000000"/>
+                <w:sz w:val="22"/>
+                <w:szCs w:val="22"/>
+              </w:rPr>
+              <w:t xml:space="preserve"> </w:t>
+            </w:r>
+            <w:r>
+              <w:rPr>
+                <w:rFonts w:ascii="Arial" w:hAnsi="Arial" w:cs="Arial"/>
+                <w:color w:val="000000"/>
+                <w:sz w:val="22"/>
+                <w:szCs w:val="22"/>
+              </w:rPr>
+              <w:t>리스트</w:t>
+            </w:r>
+            <w:r>
+              <w:rPr>
+                <w:rFonts w:ascii="Arial" w:hAnsi="Arial" w:cs="Arial"/>
+                <w:color w:val="000000"/>
+                <w:sz w:val="22"/>
+                <w:szCs w:val="22"/>
+              </w:rPr>
+              <w:t xml:space="preserve"> </w:t>
+            </w:r>
+            <w:r>
+              <w:rPr>
+                <w:rFonts w:ascii="Arial" w:hAnsi="Arial" w:cs="Arial"/>
+                <w:color w:val="000000"/>
+                <w:sz w:val="22"/>
+                <w:szCs w:val="22"/>
+              </w:rPr>
+              <w:t>조회</w:t>
+            </w:r>
+            <w:r>
+              <w:rPr>
+                <w:rFonts w:ascii="Arial" w:hAnsi="Arial" w:cs="Arial"/>
+                <w:color w:val="000000"/>
+                <w:sz w:val="22"/>
+                <w:szCs w:val="22"/>
+              </w:rPr>
+              <w:t xml:space="preserve"> </w:t>
+            </w:r>
+            <w:r>
+              <w:rPr>
+                <w:rFonts w:ascii="Arial" w:hAnsi="Arial" w:cs="Arial"/>
+                <w:color w:val="000000"/>
+                <w:sz w:val="22"/>
+                <w:szCs w:val="22"/>
+              </w:rPr>
+              <w:t>창에</w:t>
+            </w:r>
+            <w:r>
+              <w:rPr>
+                <w:rFonts w:ascii="Arial" w:hAnsi="Arial" w:cs="Arial"/>
+                <w:color w:val="000000"/>
+                <w:sz w:val="22"/>
+                <w:szCs w:val="22"/>
+              </w:rPr>
+              <w:t xml:space="preserve"> </w:t>
+            </w:r>
+            <w:r>
+              <w:rPr>
+                <w:rFonts w:ascii="Arial" w:hAnsi="Arial" w:cs="Arial"/>
+                <w:color w:val="000000"/>
+                <w:sz w:val="22"/>
+                <w:szCs w:val="22"/>
+              </w:rPr>
+              <w:t>접근한다</w:t>
+            </w:r>
+            <w:r>
+              <w:rPr>
+                <w:rFonts w:ascii="Arial" w:hAnsi="Arial" w:cs="Arial"/>
+                <w:color w:val="000000"/>
+                <w:sz w:val="22"/>
+                <w:szCs w:val="22"/>
+              </w:rPr>
+              <w:t>.</w:t>
+            </w:r>
+          </w:p>
+        </w:tc>
+        <w:tc>
+          <w:tcPr>
+            <w:tcW w:w="4500" w:type="dxa"/>
+            <w:tcBorders>
+              <w:top w:val="single" w:sz="8" w:space="0" w:color="000000"/>
+              <w:left w:val="single" w:sz="8" w:space="0" w:color="000000"/>
+              <w:bottom w:val="single" w:sz="8" w:space="0" w:color="000000"/>
+              <w:right w:val="single" w:sz="8" w:space="0" w:color="000000"/>
+            </w:tcBorders>
+            <w:tcMar>
+              <w:top w:w="100" w:type="dxa"/>
+              <w:left w:w="100" w:type="dxa"/>
+              <w:bottom w:w="100" w:type="dxa"/>
+              <w:right w:w="100" w:type="dxa"/>
+            </w:tcMar>
+          </w:tcPr>
+          <w:p>
+            <w:pPr>
+              <w:pStyle w:val="aa"/>
+              <w:spacing w:after="0"/>
+            </w:pPr>
+            <w:r>
+              <w:rPr>
+                <w:rFonts w:ascii="Arial" w:hAnsi="Arial" w:cs="Arial"/>
+                <w:color w:val="000000"/>
+                <w:sz w:val="22"/>
+                <w:szCs w:val="22"/>
+              </w:rPr>
+              <w:t xml:space="preserve">2. </w:t>
+            </w:r>
+            <w:r>
+              <w:rPr>
+                <w:rFonts w:ascii="Arial" w:hAnsi="Arial" w:cs="Arial"/>
+                <w:color w:val="000000"/>
+                <w:sz w:val="22"/>
+                <w:szCs w:val="22"/>
+              </w:rPr>
+              <w:t>등록된</w:t>
+            </w:r>
+            <w:r>
+              <w:rPr>
+                <w:rFonts w:ascii="Arial" w:hAnsi="Arial" w:cs="Arial"/>
+                <w:color w:val="000000"/>
+                <w:sz w:val="22"/>
+                <w:szCs w:val="22"/>
+              </w:rPr>
+              <w:t xml:space="preserve"> </w:t>
+            </w:r>
+            <w:r>
+              <w:rPr>
+                <w:rFonts w:ascii="Arial" w:hAnsi="Arial" w:cs="Arial"/>
+                <w:color w:val="000000"/>
+                <w:sz w:val="22"/>
+                <w:szCs w:val="22"/>
+              </w:rPr>
+              <w:t>자전거</w:t>
+            </w:r>
+            <w:r>
+              <w:rPr>
+                <w:rFonts w:ascii="Arial" w:hAnsi="Arial" w:cs="Arial"/>
+                <w:color w:val="000000"/>
+                <w:sz w:val="22"/>
+                <w:szCs w:val="22"/>
+              </w:rPr>
+              <w:t xml:space="preserve"> </w:t>
+            </w:r>
+            <w:r>
+              <w:rPr>
+                <w:rFonts w:ascii="Arial" w:hAnsi="Arial" w:cs="Arial"/>
+                <w:color w:val="000000"/>
+                <w:sz w:val="22"/>
+                <w:szCs w:val="22"/>
+              </w:rPr>
+              <w:t>목록을</w:t>
+            </w:r>
+            <w:r>
+              <w:rPr>
+                <w:rFonts w:ascii="Arial" w:hAnsi="Arial" w:cs="Arial"/>
+                <w:color w:val="000000"/>
+                <w:sz w:val="22"/>
+                <w:szCs w:val="22"/>
+              </w:rPr>
+              <w:t xml:space="preserve"> </w:t>
+            </w:r>
+            <w:r>
+              <w:rPr>
+                <w:rFonts w:ascii="Arial" w:hAnsi="Arial" w:cs="Arial"/>
+                <w:color w:val="000000"/>
+                <w:sz w:val="22"/>
+                <w:szCs w:val="22"/>
+              </w:rPr>
+              <w:t>보여준다</w:t>
+            </w:r>
+            <w:r>
+              <w:rPr>
+                <w:rFonts w:ascii="Arial" w:hAnsi="Arial" w:cs="Arial"/>
+                <w:color w:val="000000"/>
+                <w:sz w:val="22"/>
+                <w:szCs w:val="22"/>
+              </w:rPr>
+              <w:t>.</w:t>
+            </w:r>
+          </w:p>
+        </w:tc>
+      </w:tr>
+      <w:tr>
+        <w:tc>
+          <w:tcPr>
+            <w:tcW w:w="0" w:type="auto"/>
+            <w:gridSpan w:val="2"/>
+            <w:tcBorders>
+              <w:top w:val="single" w:sz="8" w:space="0" w:color="000000"/>
+              <w:left w:val="single" w:sz="8" w:space="0" w:color="000000"/>
+              <w:bottom w:val="single" w:sz="8" w:space="0" w:color="000000"/>
+              <w:right w:val="single" w:sz="8" w:space="0" w:color="000000"/>
+            </w:tcBorders>
+            <w:tcMar>
+              <w:top w:w="100" w:type="dxa"/>
+              <w:left w:w="100" w:type="dxa"/>
+              <w:bottom w:w="100" w:type="dxa"/>
+              <w:right w:w="100" w:type="dxa"/>
+            </w:tcMar>
+          </w:tcPr>
+          <w:p>
+            <w:r>
+              <w:t>Extension</w:t>
+            </w:r>
+          </w:p>
+          <w:p>
+            <w:pPr>
+              <w:rPr>
+                <w:rFonts w:hint="eastAsia"/>
+              </w:rPr>
+            </w:pPr>
+            <w:r>
+              <w:t>A. 관리자가 목록 내 특정 자전거 삭제 버튼을 클릭하는 경우 해당 자전거 항목을 삭제할 수 있다.</w:t>
+            </w:r>
+          </w:p>
+        </w:tc>
+      </w:tr>
+    </w:tbl>
+    <w:p>
+      <w:r>
+        <w:br/>
+      </w:r>
+    </w:p>
+    <w:p>
+      <w:r>
+        <w:t xml:space="preserve">Use case </w:t>
+      </w:r>
+      <w:proofErr w:type="gramStart"/>
+      <w:r>
+        <w:t>description :</w:t>
+      </w:r>
+      <w:proofErr w:type="gramEnd"/>
+      <w:r>
+        <w:t xml:space="preserve"> 자전거 상세 내용 조회</w:t>
+      </w:r>
+    </w:p>
+    <w:tbl>
+      <w:tblPr>
+        <w:tblW w:w="9026" w:type="dxa"/>
+        <w:tblCellMar>
+          <w:top w:w="15" w:type="dxa"/>
+          <w:left w:w="15" w:type="dxa"/>
+          <w:bottom w:w="15" w:type="dxa"/>
+          <w:right w:w="15" w:type="dxa"/>
+        </w:tblCellMar>
+        <w:tblLook w:val="04A0" w:firstRow="1" w:lastRow="0" w:firstColumn="1" w:lastColumn="0" w:noHBand="0" w:noVBand="1"/>
+      </w:tblPr>
+      <w:tblGrid>
+        <w:gridCol w:w="4513"/>
+        <w:gridCol w:w="4513"/>
+      </w:tblGrid>
+      <w:tr>
+        <w:tc>
+          <w:tcPr>
+            <w:tcW w:w="4513" w:type="dxa"/>
+            <w:tcBorders>
+              <w:top w:val="single" w:sz="8" w:space="0" w:color="000000"/>
+              <w:left w:val="single" w:sz="8" w:space="0" w:color="000000"/>
+              <w:bottom w:val="single" w:sz="8" w:space="0" w:color="000000"/>
+              <w:right w:val="single" w:sz="8" w:space="0" w:color="000000"/>
+            </w:tcBorders>
+            <w:tcMar>
+              <w:top w:w="100" w:type="dxa"/>
+              <w:left w:w="100" w:type="dxa"/>
+              <w:bottom w:w="100" w:type="dxa"/>
+              <w:right w:w="100" w:type="dxa"/>
+            </w:tcMar>
+            <w:hideMark/>
+          </w:tcPr>
+          <w:p>
+            <w:r>
+              <w:t>Actor Action</w:t>
+            </w:r>
+          </w:p>
+        </w:tc>
+        <w:tc>
+          <w:tcPr>
+            <w:tcW w:w="4513" w:type="dxa"/>
+            <w:tcBorders>
+              <w:top w:val="single" w:sz="8" w:space="0" w:color="000000"/>
+              <w:left w:val="single" w:sz="8" w:space="0" w:color="000000"/>
+              <w:bottom w:val="single" w:sz="8" w:space="0" w:color="000000"/>
+              <w:right w:val="single" w:sz="8" w:space="0" w:color="000000"/>
+            </w:tcBorders>
+            <w:tcMar>
+              <w:top w:w="100" w:type="dxa"/>
+              <w:left w:w="100" w:type="dxa"/>
+              <w:bottom w:w="100" w:type="dxa"/>
+              <w:right w:w="100" w:type="dxa"/>
+            </w:tcMar>
+            <w:hideMark/>
+          </w:tcPr>
+          <w:p>
+            <w:r>
+              <w:t>System Response</w:t>
+            </w:r>
+          </w:p>
+        </w:tc>
+      </w:tr>
+      <w:tr>
+        <w:tc>
+          <w:tcPr>
+            <w:tcW w:w="4513" w:type="dxa"/>
+            <w:tcBorders>
+              <w:top w:val="single" w:sz="8" w:space="0" w:color="000000"/>
+              <w:left w:val="single" w:sz="8" w:space="0" w:color="000000"/>
+              <w:bottom w:val="single" w:sz="8" w:space="0" w:color="000000"/>
+              <w:right w:val="single" w:sz="8" w:space="0" w:color="000000"/>
+            </w:tcBorders>
+            <w:tcMar>
+              <w:top w:w="100" w:type="dxa"/>
+              <w:left w:w="100" w:type="dxa"/>
+              <w:bottom w:w="100" w:type="dxa"/>
+              <w:right w:w="100" w:type="dxa"/>
+            </w:tcMar>
+          </w:tcPr>
+          <w:p>
+            <w:r>
+              <w:t xml:space="preserve">1. 관리자가 자전거 목록 화면에서 특정 </w:t>
+            </w:r>
+            <w:r>
+              <w:lastRenderedPageBreak/>
+              <w:t>자전거를 선택한다.</w:t>
+            </w:r>
+          </w:p>
+        </w:tc>
+        <w:tc>
+          <w:tcPr>
+            <w:tcW w:w="4513" w:type="dxa"/>
+            <w:tcBorders>
+              <w:top w:val="single" w:sz="8" w:space="0" w:color="000000"/>
+              <w:left w:val="single" w:sz="8" w:space="0" w:color="000000"/>
+              <w:bottom w:val="single" w:sz="8" w:space="0" w:color="000000"/>
+              <w:right w:val="single" w:sz="8" w:space="0" w:color="000000"/>
+            </w:tcBorders>
+            <w:tcMar>
+              <w:top w:w="100" w:type="dxa"/>
+              <w:left w:w="100" w:type="dxa"/>
+              <w:bottom w:w="100" w:type="dxa"/>
+              <w:right w:w="100" w:type="dxa"/>
+            </w:tcMar>
+          </w:tcPr>
+          <w:p>
+            <w:r>
+              <w:lastRenderedPageBreak/>
+              <w:t xml:space="preserve">2. 해당 자전거 항목의 상세 내용(자전거 ID, 자전거 제품명, 유형(일반/전기), 소속 </w:t>
+            </w:r>
+            <w:r>
+              <w:lastRenderedPageBreak/>
+              <w:t>대여소, 상태(사용 가능/수리 중) 등)을 보여준다.</w:t>
+            </w:r>
+          </w:p>
+        </w:tc>
+      </w:tr>
+    </w:tbl>
+    <w:p/>
+    <w:p>
+      <w:r>
+        <w:t xml:space="preserve">Use case </w:t>
+      </w:r>
+      <w:proofErr w:type="gramStart"/>
+      <w:r>
+        <w:t>description :</w:t>
+      </w:r>
+      <w:proofErr w:type="gramEnd"/>
+      <w:r>
+        <w:t xml:space="preserve"> 로그인</w:t>
+      </w:r>
+    </w:p>
+    <w:tbl>
+      <w:tblPr>
+        <w:tblW w:w="9026" w:type="dxa"/>
+        <w:tblCellMar>
+          <w:top w:w="15" w:type="dxa"/>
+          <w:left w:w="15" w:type="dxa"/>
+          <w:bottom w:w="15" w:type="dxa"/>
+          <w:right w:w="15" w:type="dxa"/>
+        </w:tblCellMar>
+        <w:tblLook w:val="04A0" w:firstRow="1" w:lastRow="0" w:firstColumn="1" w:lastColumn="0" w:noHBand="0" w:noVBand="1"/>
+      </w:tblPr>
+      <w:tblGrid>
+        <w:gridCol w:w="4513"/>
+        <w:gridCol w:w="4513"/>
+      </w:tblGrid>
+      <w:tr>
+        <w:tc>
+          <w:tcPr>
+            <w:tcW w:w="4513" w:type="dxa"/>
+            <w:tcBorders>
+              <w:top w:val="single" w:sz="8" w:space="0" w:color="000000"/>
+              <w:left w:val="single" w:sz="8" w:space="0" w:color="000000"/>
+              <w:bottom w:val="single" w:sz="8" w:space="0" w:color="000000"/>
+              <w:right w:val="single" w:sz="8" w:space="0" w:color="000000"/>
+            </w:tcBorders>
+            <w:tcMar>
+              <w:top w:w="100" w:type="dxa"/>
+              <w:left w:w="100" w:type="dxa"/>
+              <w:bottom w:w="100" w:type="dxa"/>
+              <w:right w:w="100" w:type="dxa"/>
+            </w:tcMar>
+            <w:hideMark/>
+          </w:tcPr>
+          <w:p>
+            <w:r>
+              <w:t>Actor Action</w:t>
+            </w:r>
+          </w:p>
+        </w:tc>
+        <w:tc>
+          <w:tcPr>
+            <w:tcW w:w="4513" w:type="dxa"/>
+            <w:tcBorders>
+              <w:top w:val="single" w:sz="8" w:space="0" w:color="000000"/>
+              <w:left w:val="single" w:sz="8" w:space="0" w:color="000000"/>
+              <w:bottom w:val="single" w:sz="8" w:space="0" w:color="000000"/>
+              <w:right w:val="single" w:sz="8" w:space="0" w:color="000000"/>
+            </w:tcBorders>
+            <w:tcMar>
+              <w:top w:w="100" w:type="dxa"/>
+              <w:left w:w="100" w:type="dxa"/>
+              <w:bottom w:w="100" w:type="dxa"/>
+              <w:right w:w="100" w:type="dxa"/>
+            </w:tcMar>
+            <w:hideMark/>
+          </w:tcPr>
+          <w:p>
+            <w:r>
+              <w:t>System Response</w:t>
+            </w:r>
+          </w:p>
+        </w:tc>
+      </w:tr>
+      <w:tr>
+        <w:tc>
+          <w:tcPr>
+            <w:tcW w:w="4513" w:type="dxa"/>
+            <w:tcBorders>
+              <w:top w:val="single" w:sz="8" w:space="0" w:color="000000"/>
+              <w:left w:val="single" w:sz="8" w:space="0" w:color="000000"/>
+              <w:bottom w:val="single" w:sz="8" w:space="0" w:color="000000"/>
+              <w:right w:val="single" w:sz="8" w:space="0" w:color="000000"/>
+            </w:tcBorders>
+            <w:tcMar>
+              <w:top w:w="100" w:type="dxa"/>
+              <w:left w:w="100" w:type="dxa"/>
+              <w:bottom w:w="100" w:type="dxa"/>
+              <w:right w:w="100" w:type="dxa"/>
+            </w:tcMar>
+            <w:hideMark/>
+          </w:tcPr>
+          <w:p>
+            <w:pPr>
+              <w:widowControl/>
+              <w:wordWrap/>
+              <w:autoSpaceDE/>
+              <w:autoSpaceDN/>
+              <w:spacing w:after="0"/>
+              <w:rPr>
+                <w:rFonts w:ascii="굴림" w:eastAsia="굴림" w:hAnsi="굴림" w:cs="굴림"/>
+                <w:kern w:val="0"/>
+                <w:sz w:val="24"/>
+                <w14:ligatures w14:val="none"/>
+              </w:rPr>
+            </w:pPr>
+            <w:r>
+              <w:rPr>
+                <w:rFonts w:ascii="Arial" w:eastAsia="굴림" w:hAnsi="Arial" w:cs="Arial"/>
+                <w:color w:val="000000"/>
+                <w:kern w:val="0"/>
+                <w:szCs w:val="22"/>
+                <w14:ligatures w14:val="none"/>
+              </w:rPr>
+              <w:t xml:space="preserve">1. </w:t>
+            </w:r>
+            <w:r>
+              <w:rPr>
+                <w:rFonts w:ascii="Arial" w:eastAsia="굴림" w:hAnsi="Arial" w:cs="Arial"/>
+                <w:color w:val="000000"/>
+                <w:kern w:val="0"/>
+                <w:szCs w:val="22"/>
+                <w14:ligatures w14:val="none"/>
+              </w:rPr>
+              <w:t>이용자가</w:t>
+            </w:r>
+            <w:r>
+              <w:rPr>
+                <w:rFonts w:ascii="Arial" w:eastAsia="굴림" w:hAnsi="Arial" w:cs="Arial"/>
+                <w:color w:val="000000"/>
+                <w:kern w:val="0"/>
+                <w:szCs w:val="22"/>
+                <w14:ligatures w14:val="none"/>
+              </w:rPr>
+              <w:t xml:space="preserve"> </w:t>
+            </w:r>
+            <w:r>
+              <w:rPr>
+                <w:rFonts w:ascii="Arial" w:eastAsia="굴림" w:hAnsi="Arial" w:cs="Arial"/>
+                <w:color w:val="000000"/>
+                <w:kern w:val="0"/>
+                <w:szCs w:val="22"/>
+                <w14:ligatures w14:val="none"/>
+              </w:rPr>
+              <w:t>로그인</w:t>
+            </w:r>
+            <w:r>
+              <w:rPr>
+                <w:rFonts w:ascii="Arial" w:eastAsia="굴림" w:hAnsi="Arial" w:cs="Arial"/>
+                <w:color w:val="000000"/>
+                <w:kern w:val="0"/>
+                <w:szCs w:val="22"/>
+                <w14:ligatures w14:val="none"/>
+              </w:rPr>
+              <w:t xml:space="preserve"> </w:t>
+            </w:r>
+            <w:r>
+              <w:rPr>
+                <w:rFonts w:ascii="Arial" w:eastAsia="굴림" w:hAnsi="Arial" w:cs="Arial"/>
+                <w:color w:val="000000"/>
+                <w:kern w:val="0"/>
+                <w:szCs w:val="22"/>
+                <w14:ligatures w14:val="none"/>
+              </w:rPr>
+              <w:t>창에</w:t>
+            </w:r>
+            <w:r>
+              <w:rPr>
+                <w:rFonts w:ascii="Arial" w:eastAsia="굴림" w:hAnsi="Arial" w:cs="Arial"/>
+                <w:color w:val="000000"/>
+                <w:kern w:val="0"/>
+                <w:szCs w:val="22"/>
+                <w14:ligatures w14:val="none"/>
+              </w:rPr>
+              <w:t xml:space="preserve"> </w:t>
+            </w:r>
+            <w:r>
+              <w:rPr>
+                <w:rFonts w:ascii="Arial" w:eastAsia="굴림" w:hAnsi="Arial" w:cs="Arial"/>
+                <w:color w:val="000000"/>
+                <w:kern w:val="0"/>
+                <w:szCs w:val="22"/>
+                <w14:ligatures w14:val="none"/>
+              </w:rPr>
+              <w:t>접근한다</w:t>
+            </w:r>
+            <w:r>
+              <w:rPr>
+                <w:rFonts w:ascii="Arial" w:eastAsia="굴림" w:hAnsi="Arial" w:cs="Arial"/>
+                <w:color w:val="000000"/>
+                <w:kern w:val="0"/>
+                <w:szCs w:val="22"/>
+                <w14:ligatures w14:val="none"/>
+              </w:rPr>
+              <w:t>.</w:t>
+            </w:r>
+          </w:p>
+        </w:tc>
+        <w:tc>
+          <w:tcPr>
+            <w:tcW w:w="4513" w:type="dxa"/>
+            <w:tcBorders>
+              <w:top w:val="single" w:sz="8" w:space="0" w:color="000000"/>
+              <w:left w:val="single" w:sz="8" w:space="0" w:color="000000"/>
+              <w:bottom w:val="single" w:sz="8" w:space="0" w:color="000000"/>
+              <w:right w:val="single" w:sz="8" w:space="0" w:color="000000"/>
+            </w:tcBorders>
+            <w:tcMar>
+              <w:top w:w="100" w:type="dxa"/>
+              <w:left w:w="100" w:type="dxa"/>
+              <w:bottom w:w="100" w:type="dxa"/>
+              <w:right w:w="100" w:type="dxa"/>
+            </w:tcMar>
+            <w:hideMark/>
+          </w:tcPr>
+          <w:p>
+            <w:pPr>
+              <w:widowControl/>
+              <w:wordWrap/>
+              <w:autoSpaceDE/>
+              <w:autoSpaceDN/>
+              <w:spacing w:after="0"/>
+              <w:rPr>
+                <w:rFonts w:ascii="굴림" w:eastAsia="굴림" w:hAnsi="굴림" w:cs="굴림"/>
+                <w:kern w:val="0"/>
+                <w:sz w:val="24"/>
+                <w14:ligatures w14:val="none"/>
+              </w:rPr>
+            </w:pPr>
+            <w:r>
+              <w:rPr>
+                <w:rFonts w:ascii="Arial" w:eastAsia="굴림" w:hAnsi="Arial" w:cs="Arial"/>
+                <w:color w:val="000000"/>
+                <w:kern w:val="0"/>
+                <w:szCs w:val="22"/>
+                <w14:ligatures w14:val="none"/>
+              </w:rPr>
+              <w:t>2. ID</w:t>
+            </w:r>
+            <w:r>
+              <w:rPr>
+                <w:rFonts w:ascii="Arial" w:eastAsia="굴림" w:hAnsi="Arial" w:cs="Arial"/>
+                <w:color w:val="000000"/>
+                <w:kern w:val="0"/>
+                <w:szCs w:val="22"/>
+                <w14:ligatures w14:val="none"/>
+              </w:rPr>
+              <w:t>와</w:t>
+            </w:r>
+            <w:r>
+              <w:rPr>
+                <w:rFonts w:ascii="Arial" w:eastAsia="굴림" w:hAnsi="Arial" w:cs="Arial"/>
+                <w:color w:val="000000"/>
+                <w:kern w:val="0"/>
+                <w:szCs w:val="22"/>
+                <w14:ligatures w14:val="none"/>
+              </w:rPr>
+              <w:t xml:space="preserve"> </w:t>
+            </w:r>
+            <w:r>
+              <w:rPr>
+                <w:rFonts w:ascii="Arial" w:eastAsia="굴림" w:hAnsi="Arial" w:cs="Arial"/>
+                <w:color w:val="000000"/>
+                <w:kern w:val="0"/>
+                <w:szCs w:val="22"/>
+                <w14:ligatures w14:val="none"/>
+              </w:rPr>
+              <w:t>비밀번호를</w:t>
+            </w:r>
+            <w:r>
+              <w:rPr>
+                <w:rFonts w:ascii="Arial" w:eastAsia="굴림" w:hAnsi="Arial" w:cs="Arial"/>
+                <w:color w:val="000000"/>
+                <w:kern w:val="0"/>
+                <w:szCs w:val="22"/>
+                <w14:ligatures w14:val="none"/>
+              </w:rPr>
+              <w:t xml:space="preserve"> </w:t>
+            </w:r>
+            <w:r>
+              <w:rPr>
+                <w:rFonts w:ascii="Arial" w:eastAsia="굴림" w:hAnsi="Arial" w:cs="Arial"/>
+                <w:color w:val="000000"/>
+                <w:kern w:val="0"/>
+                <w:szCs w:val="22"/>
+                <w14:ligatures w14:val="none"/>
+              </w:rPr>
+              <w:t>입력할</w:t>
+            </w:r>
+            <w:r>
+              <w:rPr>
+                <w:rFonts w:ascii="Arial" w:eastAsia="굴림" w:hAnsi="Arial" w:cs="Arial"/>
+                <w:color w:val="000000"/>
+                <w:kern w:val="0"/>
+                <w:szCs w:val="22"/>
+                <w14:ligatures w14:val="none"/>
+              </w:rPr>
+              <w:t xml:space="preserve"> </w:t>
+            </w:r>
+            <w:r>
+              <w:rPr>
+                <w:rFonts w:ascii="Arial" w:eastAsia="굴림" w:hAnsi="Arial" w:cs="Arial"/>
+                <w:color w:val="000000"/>
+                <w:kern w:val="0"/>
+                <w:szCs w:val="22"/>
+                <w14:ligatures w14:val="none"/>
+              </w:rPr>
+              <w:t>수</w:t>
+            </w:r>
+            <w:r>
+              <w:rPr>
+                <w:rFonts w:ascii="Arial" w:eastAsia="굴림" w:hAnsi="Arial" w:cs="Arial"/>
+                <w:color w:val="000000"/>
+                <w:kern w:val="0"/>
+                <w:szCs w:val="22"/>
+                <w14:ligatures w14:val="none"/>
+              </w:rPr>
+              <w:t xml:space="preserve"> </w:t>
+            </w:r>
+            <w:r>
+              <w:rPr>
+                <w:rFonts w:ascii="Arial" w:eastAsia="굴림" w:hAnsi="Arial" w:cs="Arial"/>
+                <w:color w:val="000000"/>
+                <w:kern w:val="0"/>
+                <w:szCs w:val="22"/>
+                <w14:ligatures w14:val="none"/>
+              </w:rPr>
+              <w:t>있는</w:t>
+            </w:r>
+            <w:r>
+              <w:rPr>
+                <w:rFonts w:ascii="Arial" w:eastAsia="굴림" w:hAnsi="Arial" w:cs="Arial"/>
+                <w:color w:val="000000"/>
+                <w:kern w:val="0"/>
+                <w:szCs w:val="22"/>
+                <w14:ligatures w14:val="none"/>
+              </w:rPr>
+              <w:t xml:space="preserve"> </w:t>
+            </w:r>
+            <w:r>
+              <w:rPr>
+                <w:rFonts w:ascii="Arial" w:eastAsia="굴림" w:hAnsi="Arial" w:cs="Arial"/>
+                <w:color w:val="000000"/>
+                <w:kern w:val="0"/>
+                <w:szCs w:val="22"/>
+                <w14:ligatures w14:val="none"/>
+              </w:rPr>
+              <w:t>화면을</w:t>
+            </w:r>
+            <w:r>
+              <w:rPr>
+                <w:rFonts w:ascii="Arial" w:eastAsia="굴림" w:hAnsi="Arial" w:cs="Arial"/>
+                <w:color w:val="000000"/>
+                <w:kern w:val="0"/>
+                <w:szCs w:val="22"/>
+                <w14:ligatures w14:val="none"/>
+              </w:rPr>
+              <w:t xml:space="preserve"> </w:t>
+            </w:r>
+            <w:r>
+              <w:rPr>
+                <w:rFonts w:ascii="Arial" w:eastAsia="굴림" w:hAnsi="Arial" w:cs="Arial"/>
+                <w:color w:val="000000"/>
+                <w:kern w:val="0"/>
+                <w:szCs w:val="22"/>
+                <w14:ligatures w14:val="none"/>
+              </w:rPr>
+              <w:t>보여준다</w:t>
+            </w:r>
+            <w:r>
+              <w:rPr>
+                <w:rFonts w:ascii="Arial" w:eastAsia="굴림" w:hAnsi="Arial" w:cs="Arial"/>
+                <w:color w:val="000000"/>
+                <w:kern w:val="0"/>
+                <w:szCs w:val="22"/>
+                <w14:ligatures w14:val="none"/>
+              </w:rPr>
+              <w:t>.</w:t>
+            </w:r>
+          </w:p>
+        </w:tc>
+      </w:tr>
+      <w:tr>
+        <w:trPr>
+          <w:trHeight w:val="1042"/>
+        </w:trPr>
+        <w:tc>
+          <w:tcPr>
+            <w:tcW w:w="4513" w:type="dxa"/>
+            <w:tcBorders>
+              <w:top w:val="single" w:sz="8" w:space="0" w:color="000000"/>
+              <w:left w:val="single" w:sz="8" w:space="0" w:color="000000"/>
+              <w:bottom w:val="single" w:sz="8" w:space="0" w:color="000000"/>
+              <w:right w:val="single" w:sz="8" w:space="0" w:color="000000"/>
+            </w:tcBorders>
+            <w:tcMar>
+              <w:top w:w="100" w:type="dxa"/>
+              <w:left w:w="100" w:type="dxa"/>
+              <w:bottom w:w="100" w:type="dxa"/>
+              <w:right w:w="100" w:type="dxa"/>
+            </w:tcMar>
+            <w:hideMark/>
+          </w:tcPr>
+          <w:p>
+            <w:pPr>
+              <w:widowControl/>
+              <w:wordWrap/>
+              <w:autoSpaceDE/>
+              <w:autoSpaceDN/>
+              <w:spacing w:after="0"/>
+              <w:rPr>
+                <w:rFonts w:ascii="굴림" w:eastAsia="굴림" w:hAnsi="굴림" w:cs="굴림"/>
+                <w:kern w:val="0"/>
+                <w:sz w:val="24"/>
+                <w14:ligatures w14:val="none"/>
+              </w:rPr>
+            </w:pPr>
+            <w:r>
+              <w:rPr>
+                <w:rFonts w:ascii="Arial" w:eastAsia="굴림" w:hAnsi="Arial" w:cs="Arial"/>
+                <w:color w:val="000000"/>
+                <w:kern w:val="0"/>
+                <w:szCs w:val="22"/>
+                <w14:ligatures w14:val="none"/>
+              </w:rPr>
+              <w:t xml:space="preserve">3. </w:t>
+            </w:r>
+            <w:r>
+              <w:rPr>
+                <w:rFonts w:ascii="Arial" w:eastAsia="굴림" w:hAnsi="Arial" w:cs="Arial"/>
+                <w:color w:val="000000"/>
+                <w:kern w:val="0"/>
+                <w:szCs w:val="22"/>
+                <w14:ligatures w14:val="none"/>
+              </w:rPr>
+              <w:t>이용자가</w:t>
+            </w:r>
+            <w:r>
+              <w:rPr>
+                <w:rFonts w:ascii="Arial" w:eastAsia="굴림" w:hAnsi="Arial" w:cs="Arial"/>
+                <w:color w:val="000000"/>
+                <w:kern w:val="0"/>
+                <w:szCs w:val="22"/>
+                <w14:ligatures w14:val="none"/>
+              </w:rPr>
+              <w:t xml:space="preserve"> ID</w:t>
+            </w:r>
+            <w:r>
+              <w:rPr>
+                <w:rFonts w:ascii="Arial" w:eastAsia="굴림" w:hAnsi="Arial" w:cs="Arial"/>
+                <w:color w:val="000000"/>
+                <w:kern w:val="0"/>
+                <w:szCs w:val="22"/>
+                <w14:ligatures w14:val="none"/>
+              </w:rPr>
+              <w:t>와</w:t>
+            </w:r>
+            <w:r>
+              <w:rPr>
+                <w:rFonts w:ascii="Arial" w:eastAsia="굴림" w:hAnsi="Arial" w:cs="Arial"/>
+                <w:color w:val="000000"/>
+                <w:kern w:val="0"/>
+                <w:szCs w:val="22"/>
+                <w14:ligatures w14:val="none"/>
+              </w:rPr>
+              <w:t xml:space="preserve"> </w:t>
+            </w:r>
+            <w:r>
+              <w:rPr>
+                <w:rFonts w:ascii="Arial" w:eastAsia="굴림" w:hAnsi="Arial" w:cs="Arial"/>
+                <w:color w:val="000000"/>
+                <w:kern w:val="0"/>
+                <w:szCs w:val="22"/>
+                <w14:ligatures w14:val="none"/>
+              </w:rPr>
+              <w:t>비밀번호를</w:t>
+            </w:r>
+            <w:r>
+              <w:rPr>
+                <w:rFonts w:ascii="Arial" w:eastAsia="굴림" w:hAnsi="Arial" w:cs="Arial"/>
+                <w:color w:val="000000"/>
+                <w:kern w:val="0"/>
+                <w:szCs w:val="22"/>
+                <w14:ligatures w14:val="none"/>
+              </w:rPr>
+              <w:t xml:space="preserve"> </w:t>
+            </w:r>
+            <w:r>
+              <w:rPr>
+                <w:rFonts w:ascii="Arial" w:eastAsia="굴림" w:hAnsi="Arial" w:cs="Arial"/>
+                <w:color w:val="000000"/>
+                <w:kern w:val="0"/>
+                <w:szCs w:val="22"/>
+                <w14:ligatures w14:val="none"/>
+              </w:rPr>
+              <w:t>입력한다</w:t>
+            </w:r>
+            <w:r>
+              <w:rPr>
+                <w:rFonts w:ascii="Arial" w:eastAsia="굴림" w:hAnsi="Arial" w:cs="Arial"/>
+                <w:color w:val="000000"/>
+                <w:kern w:val="0"/>
+                <w:szCs w:val="22"/>
+                <w14:ligatures w14:val="none"/>
+              </w:rPr>
+              <w:t>.</w:t>
+            </w:r>
+          </w:p>
+        </w:tc>
+        <w:tc>
+          <w:tcPr>
+            <w:tcW w:w="4513" w:type="dxa"/>
+            <w:tcBorders>
+              <w:top w:val="single" w:sz="8" w:space="0" w:color="000000"/>
+              <w:left w:val="single" w:sz="8" w:space="0" w:color="000000"/>
+              <w:bottom w:val="single" w:sz="8" w:space="0" w:color="000000"/>
+              <w:right w:val="single" w:sz="8" w:space="0" w:color="000000"/>
+            </w:tcBorders>
+            <w:tcMar>
+              <w:top w:w="100" w:type="dxa"/>
+              <w:left w:w="100" w:type="dxa"/>
+              <w:bottom w:w="100" w:type="dxa"/>
+              <w:right w:w="100" w:type="dxa"/>
+            </w:tcMar>
+            <w:hideMark/>
+          </w:tcPr>
+          <w:p>
+            <w:pPr>
+              <w:widowControl/>
+              <w:wordWrap/>
+              <w:autoSpaceDE/>
+              <w:autoSpaceDN/>
+              <w:spacing w:before="240" w:after="240"/>
+              <w:rPr>
+                <w:rFonts w:ascii="굴림" w:eastAsia="굴림" w:hAnsi="굴림" w:cs="굴림"/>
+                <w:kern w:val="0"/>
+                <w:sz w:val="24"/>
+                <w14:ligatures w14:val="none"/>
+              </w:rPr>
+            </w:pPr>
+            <w:r>
+              <w:rPr>
+                <w:rFonts w:ascii="Arial" w:eastAsia="굴림" w:hAnsi="Arial" w:cs="Arial"/>
+                <w:color w:val="000000"/>
+                <w:kern w:val="0"/>
+                <w:szCs w:val="22"/>
+                <w14:ligatures w14:val="none"/>
+              </w:rPr>
+              <w:t>4. ID</w:t>
+            </w:r>
+            <w:r>
+              <w:rPr>
+                <w:rFonts w:ascii="Arial" w:eastAsia="굴림" w:hAnsi="Arial" w:cs="Arial"/>
+                <w:color w:val="000000"/>
+                <w:kern w:val="0"/>
+                <w:szCs w:val="22"/>
+                <w14:ligatures w14:val="none"/>
+              </w:rPr>
+              <w:t>와</w:t>
+            </w:r>
+            <w:r>
+              <w:rPr>
+                <w:rFonts w:ascii="Arial" w:eastAsia="굴림" w:hAnsi="Arial" w:cs="Arial"/>
+                <w:color w:val="000000"/>
+                <w:kern w:val="0"/>
+                <w:szCs w:val="22"/>
+                <w14:ligatures w14:val="none"/>
+              </w:rPr>
+              <w:t xml:space="preserve"> </w:t>
+            </w:r>
+            <w:r>
+              <w:rPr>
+                <w:rFonts w:ascii="Arial" w:eastAsia="굴림" w:hAnsi="Arial" w:cs="Arial"/>
+                <w:color w:val="000000"/>
+                <w:kern w:val="0"/>
+                <w:szCs w:val="22"/>
+                <w14:ligatures w14:val="none"/>
+              </w:rPr>
+              <w:t>비밀번호를</w:t>
+            </w:r>
+            <w:r>
+              <w:rPr>
+                <w:rFonts w:ascii="Arial" w:eastAsia="굴림" w:hAnsi="Arial" w:cs="Arial"/>
+                <w:color w:val="000000"/>
+                <w:kern w:val="0"/>
+                <w:szCs w:val="22"/>
+                <w14:ligatures w14:val="none"/>
+              </w:rPr>
+              <w:t xml:space="preserve"> </w:t>
+            </w:r>
+            <w:r>
+              <w:rPr>
+                <w:rFonts w:ascii="Arial" w:eastAsia="굴림" w:hAnsi="Arial" w:cs="Arial"/>
+                <w:color w:val="000000"/>
+                <w:kern w:val="0"/>
+                <w:szCs w:val="22"/>
+                <w14:ligatures w14:val="none"/>
+              </w:rPr>
+              <w:t>확인한다</w:t>
+            </w:r>
+            <w:r>
+              <w:rPr>
+                <w:rFonts w:ascii="Arial" w:eastAsia="굴림" w:hAnsi="Arial" w:cs="Arial"/>
+                <w:color w:val="000000"/>
+                <w:kern w:val="0"/>
+                <w:szCs w:val="22"/>
+                <w14:ligatures w14:val="none"/>
+              </w:rPr>
+              <w:t>.</w:t>
+            </w:r>
+          </w:p>
+        </w:tc>
+      </w:tr>
+      <w:tr>
+        <w:tc>
+          <w:tcPr>
+            <w:tcW w:w="4513" w:type="dxa"/>
+            <w:tcBorders>
+              <w:top w:val="single" w:sz="8" w:space="0" w:color="000000"/>
+              <w:left w:val="single" w:sz="8" w:space="0" w:color="000000"/>
+              <w:bottom w:val="single" w:sz="8" w:space="0" w:color="000000"/>
+              <w:right w:val="single" w:sz="8" w:space="0" w:color="000000"/>
+            </w:tcBorders>
+            <w:tcMar>
+              <w:top w:w="100" w:type="dxa"/>
+              <w:left w:w="100" w:type="dxa"/>
+              <w:bottom w:w="100" w:type="dxa"/>
+              <w:right w:w="100" w:type="dxa"/>
+            </w:tcMar>
+            <w:hideMark/>
+          </w:tcPr>
+          <w:p>
+            <w:pPr>
+              <w:widowControl/>
+              <w:wordWrap/>
+              <w:autoSpaceDE/>
+              <w:autoSpaceDN/>
+              <w:spacing w:after="0"/>
+              <w:rPr>
+                <w:rFonts w:ascii="굴림" w:eastAsia="굴림" w:hAnsi="굴림" w:cs="굴림"/>
+                <w:kern w:val="0"/>
+                <w:sz w:val="24"/>
+                <w14:ligatures w14:val="none"/>
+              </w:rPr>
+            </w:pPr>
+            <w:r>
+              <w:rPr>
+                <w:rFonts w:ascii="Arial" w:eastAsia="굴림" w:hAnsi="Arial" w:cs="Arial"/>
+                <w:color w:val="000000"/>
+                <w:kern w:val="0"/>
+                <w:szCs w:val="22"/>
+                <w14:ligatures w14:val="none"/>
+              </w:rPr>
+              <w:t>5. None</w:t>
+            </w:r>
+          </w:p>
+        </w:tc>
+        <w:tc>
+          <w:tcPr>
+            <w:tcW w:w="4513" w:type="dxa"/>
+            <w:tcBorders>
+              <w:top w:val="single" w:sz="8" w:space="0" w:color="000000"/>
+              <w:left w:val="single" w:sz="8" w:space="0" w:color="000000"/>
+              <w:bottom w:val="single" w:sz="8" w:space="0" w:color="000000"/>
+              <w:right w:val="single" w:sz="8" w:space="0" w:color="000000"/>
+            </w:tcBorders>
+            <w:tcMar>
+              <w:top w:w="100" w:type="dxa"/>
+              <w:left w:w="100" w:type="dxa"/>
+              <w:bottom w:w="100" w:type="dxa"/>
+              <w:right w:w="100" w:type="dxa"/>
+            </w:tcMar>
+            <w:hideMark/>
+          </w:tcPr>
+          <w:p>
+            <w:pPr>
+              <w:widowControl/>
+              <w:wordWrap/>
+              <w:autoSpaceDE/>
+              <w:autoSpaceDN/>
+              <w:spacing w:after="0"/>
+              <w:rPr>
+                <w:rFonts w:ascii="굴림" w:eastAsia="굴림" w:hAnsi="굴림" w:cs="굴림"/>
+                <w:kern w:val="0"/>
+                <w:sz w:val="24"/>
+                <w14:ligatures w14:val="none"/>
+              </w:rPr>
+            </w:pPr>
+            <w:r>
+              <w:rPr>
+                <w:rFonts w:ascii="Arial" w:eastAsia="굴림" w:hAnsi="Arial" w:cs="Arial"/>
+                <w:color w:val="000000"/>
+                <w:kern w:val="0"/>
+                <w:szCs w:val="22"/>
+                <w14:ligatures w14:val="none"/>
+              </w:rPr>
+              <w:t xml:space="preserve">6. </w:t>
+            </w:r>
+            <w:proofErr w:type="spellStart"/>
+            <w:r>
+              <w:rPr>
+                <w:rFonts w:ascii="Arial" w:eastAsia="굴림" w:hAnsi="Arial" w:cs="Arial"/>
+                <w:color w:val="000000"/>
+                <w:kern w:val="0"/>
+                <w:szCs w:val="22"/>
+                <w14:ligatures w14:val="none"/>
+              </w:rPr>
+              <w:t>메인화면을</w:t>
+            </w:r>
+            <w:proofErr w:type="spellEnd"/>
+            <w:r>
+              <w:rPr>
+                <w:rFonts w:ascii="Arial" w:eastAsia="굴림" w:hAnsi="Arial" w:cs="Arial"/>
+                <w:color w:val="000000"/>
+                <w:kern w:val="0"/>
+                <w:szCs w:val="22"/>
+                <w14:ligatures w14:val="none"/>
+              </w:rPr>
+              <w:t xml:space="preserve"> </w:t>
+            </w:r>
+            <w:r>
+              <w:rPr>
+                <w:rFonts w:ascii="Arial" w:eastAsia="굴림" w:hAnsi="Arial" w:cs="Arial"/>
+                <w:color w:val="000000"/>
+                <w:kern w:val="0"/>
+                <w:szCs w:val="22"/>
+                <w14:ligatures w14:val="none"/>
+              </w:rPr>
+              <w:t>보여준다</w:t>
+            </w:r>
+            <w:r>
+              <w:rPr>
+                <w:rFonts w:ascii="Arial" w:eastAsia="굴림" w:hAnsi="Arial" w:cs="Arial"/>
+                <w:color w:val="000000"/>
+                <w:kern w:val="0"/>
+                <w:szCs w:val="22"/>
+                <w14:ligatures w14:val="none"/>
+              </w:rPr>
+              <w:t>.</w:t>
+            </w:r>
+          </w:p>
+        </w:tc>
+      </w:tr>
+    </w:tbl>
+    <w:p/>
+    <w:p>
+      <w:r>
+        <w:t xml:space="preserve">Use case </w:t>
+      </w:r>
+      <w:proofErr w:type="gramStart"/>
+      <w:r>
+        <w:t>description :</w:t>
+      </w:r>
+      <w:proofErr w:type="gramEnd"/>
+      <w:r>
+        <w:t xml:space="preserve"> 로그아웃</w:t>
+      </w:r>
+    </w:p>
+    <w:tbl>
+      <w:tblPr>
+        <w:tblW w:w="9026" w:type="dxa"/>
+        <w:tblCellMar>
+          <w:top w:w="15" w:type="dxa"/>
+          <w:left w:w="15" w:type="dxa"/>
+          <w:bottom w:w="15" w:type="dxa"/>
+          <w:right w:w="15" w:type="dxa"/>
+        </w:tblCellMar>
+        <w:tblLook w:val="04A0" w:firstRow="1" w:lastRow="0" w:firstColumn="1" w:lastColumn="0" w:noHBand="0" w:noVBand="1"/>
+      </w:tblPr>
+      <w:tblGrid>
+        <w:gridCol w:w="4513"/>
+        <w:gridCol w:w="4513"/>
+      </w:tblGrid>
+      <w:tr>
+        <w:tc>
+          <w:tcPr>
+            <w:tcW w:w="4513" w:type="dxa"/>
+            <w:tcBorders>
+              <w:top w:val="single" w:sz="8" w:space="0" w:color="000000"/>
+              <w:left w:val="single" w:sz="8" w:space="0" w:color="000000"/>
+              <w:bottom w:val="single" w:sz="8" w:space="0" w:color="000000"/>
+              <w:right w:val="single" w:sz="8" w:space="0" w:color="000000"/>
+            </w:tcBorders>
+            <w:tcMar>
+              <w:top w:w="100" w:type="dxa"/>
+              <w:left w:w="100" w:type="dxa"/>
+              <w:bottom w:w="100" w:type="dxa"/>
+              <w:right w:w="100" w:type="dxa"/>
+            </w:tcMar>
+            <w:hideMark/>
+          </w:tcPr>
+          <w:p>
+            <w:r>
+              <w:t>Actor Action</w:t>
+            </w:r>
+          </w:p>
+        </w:tc>
+        <w:tc>
+          <w:tcPr>
+            <w:tcW w:w="4513" w:type="dxa"/>
+            <w:tcBorders>
+              <w:top w:val="single" w:sz="8" w:space="0" w:color="000000"/>
+              <w:left w:val="single" w:sz="8" w:space="0" w:color="000000"/>
+              <w:bottom w:val="single" w:sz="8" w:space="0" w:color="000000"/>
+              <w:right w:val="single" w:sz="8" w:space="0" w:color="000000"/>
+            </w:tcBorders>
+            <w:tcMar>
+              <w:top w:w="100" w:type="dxa"/>
+              <w:left w:w="100" w:type="dxa"/>
+              <w:bottom w:w="100" w:type="dxa"/>
+              <w:right w:w="100" w:type="dxa"/>
+            </w:tcMar>
+            <w:hideMark/>
+          </w:tcPr>
+          <w:p>
+            <w:r>
+              <w:t>System Response</w:t>
+            </w:r>
+          </w:p>
+        </w:tc>
+      </w:tr>
+      <w:tr>
+        <w:tc>
+          <w:tcPr>
+            <w:tcW w:w="4513" w:type="dxa"/>
+            <w:tcBorders>
+              <w:top w:val="single" w:sz="8" w:space="0" w:color="000000"/>
+              <w:left w:val="single" w:sz="8" w:space="0" w:color="000000"/>
+              <w:bottom w:val="single" w:sz="8" w:space="0" w:color="000000"/>
+              <w:right w:val="single" w:sz="8" w:space="0" w:color="000000"/>
+            </w:tcBorders>
+            <w:tcMar>
+              <w:top w:w="100" w:type="dxa"/>
+              <w:left w:w="100" w:type="dxa"/>
+              <w:bottom w:w="100" w:type="dxa"/>
+              <w:right w:w="100" w:type="dxa"/>
+            </w:tcMar>
+          </w:tcPr>
+          <w:p>
+            <w:pPr>
+              <w:rPr>
+                <w:rFonts w:hint="eastAsia"/>
+              </w:rPr>
+            </w:pPr>
+            <w:r>
+              <w:t>1. 이용자가 로그아웃 버튼을 클릭한다.</w:t>
+            </w:r>
+          </w:p>
+        </w:tc>
+        <w:tc>
+          <w:tcPr>
+            <w:tcW w:w="4513" w:type="dxa"/>
+            <w:tcBorders>
+              <w:top w:val="single" w:sz="8" w:space="0" w:color="000000"/>
+              <w:left w:val="single" w:sz="8" w:space="0" w:color="000000"/>
+              <w:bottom w:val="single" w:sz="8" w:space="0" w:color="000000"/>
+              <w:right w:val="single" w:sz="8" w:space="0" w:color="000000"/>
+            </w:tcBorders>
+            <w:tcMar>
+              <w:top w:w="100" w:type="dxa"/>
+              <w:left w:w="100" w:type="dxa"/>
+              <w:bottom w:w="100" w:type="dxa"/>
+              <w:right w:w="100" w:type="dxa"/>
+            </w:tcMar>
+          </w:tcPr>
+          <w:p>
+            <w:pPr>
+              <w:rPr>
+                <w:rFonts w:hint="eastAsia"/>
+              </w:rPr>
+            </w:pPr>
+            <w:r>
+              <w:t>2. 시스템 접속을 종료하고 초기 화면을 표시한다.</w:t>
+            </w:r>
+          </w:p>
+        </w:tc>
+      </w:tr>
+    </w:tbl>
+    <w:p>
+      <w:r>
+        <w:br/>
+      </w:r>
       <w:r>
         <w:rPr>
           <w:rFonts w:hint="eastAsia"/>
         </w:rPr>
-        <w:t>허수민</w:t>
+        <w:t>&lt;</w:t>
+      </w:r>
+      <w:proofErr w:type="spellStart"/>
+      <w:r>
+        <w:t>김수림</w:t>
       </w:r>
       <w:proofErr w:type="spellEnd"/>
+      <w:r>
+        <w:t xml:space="preserve"> 팀원</w:t>
+      </w:r>
       <w:r>
         <w:rPr>
           <w:rFonts w:hint="eastAsia"/>
         </w:rPr>
-        <w:t xml:space="preserve"> 팀원&gt;</w:t>
+        <w:t>&gt;</w:t>
       </w:r>
       <w:r>
         <w:br/>
       </w:r>
       <w:r>
-        <w:t>Use case description : 자전거 등록</w:t>
+        <w:t xml:space="preserve">Use case </w:t>
+      </w:r>
+      <w:proofErr w:type="gramStart"/>
+      <w:r>
+        <w:t>description :</w:t>
+      </w:r>
+      <w:proofErr w:type="gramEnd"/>
+      <w:r>
+        <w:t xml:space="preserve"> 대여소 등록</w:t>
       </w:r>
     </w:p>
     <w:tbl>
@@ -211,12 +1858,18 @@
         </w:tc>
       </w:tr>
     </w:tbl>
+    <w:p/>
     <w:p>
       <w:r>
-        <w:br/>
-      </w:r>
-      <w:r>
-        <w:t>Use case description : 자전거 리스트 조회</w:t>
+        <w:t xml:space="preserve">Use case </w:t>
+      </w:r>
+      <w:proofErr w:type="gramStart"/>
+      <w:r>
+        <w:t>description :</w:t>
+      </w:r>
+      <w:proofErr w:type="gramEnd"/>
+      <w:r>
+        <w:t xml:space="preserve"> 대여소 리스트 조회</w:t>
       </w:r>
     </w:p>
     <w:tbl>
@@ -400,14 +2053,18 @@
         </w:tc>
       </w:tr>
     </w:tbl>
+    <w:p/>
     <w:p>
       <w:r>
-        <w:br/>
-      </w:r>
-    </w:p>
-    <w:p>
-      <w:r>
-        <w:t>Use case description : 자전거 상세 내용 조회</w:t>
+        <w:t xml:space="preserve">Use case </w:t>
+      </w:r>
+      <w:proofErr w:type="gramStart"/>
+      <w:r>
+        <w:t>description :</w:t>
+      </w:r>
+      <w:proofErr w:type="gramEnd"/>
+      <w:r>
+        <w:t xml:space="preserve"> 대여소 상세 내용 조회</w:t>
       </w:r>
     </w:p>
     <w:tbl>
@@ -594,7 +2251,15 @@
     <w:p/>
     <w:p>
       <w:r>
-        <w:t>Use case description : 로그인</w:t>
+        <w:t xml:space="preserve">Use case </w:t>
+      </w:r>
+      <w:proofErr w:type="gramStart"/>
+      <w:r>
+        <w:t>description :</w:t>
+      </w:r>
+      <w:proofErr w:type="gramEnd"/>
+      <w:r>
+        <w:t xml:space="preserve"> 회원가입, 회원 탈퇴</w:t>
       </w:r>
     </w:p>
     <w:tbl>
@@ -781,7 +2446,32 @@
     <w:p/>
     <w:p>
       <w:r>
-        <w:t>Use case description : 로그아웃</w:t>
+        <w:rPr>
+          <w:rFonts w:hint="eastAsia"/>
+        </w:rPr>
+        <w:t>&lt;</w:t>
+      </w:r>
+      <w:r>
+        <w:t>전채운 팀원</w:t>
+      </w:r>
+      <w:r>
+        <w:rPr>
+          <w:rFonts w:hint="eastAsia"/>
+        </w:rPr>
+        <w:t>&gt;</w:t>
+      </w:r>
+    </w:p>
+    <w:p>
+      <w:r>
+        <w:t xml:space="preserve">Use case </w:t>
+      </w:r>
+      <w:proofErr w:type="gramStart"/>
+      <w:r>
+        <w:t>description :</w:t>
+      </w:r>
+      <w:proofErr w:type="gramEnd"/>
+      <w:r>
+        <w:t xml:space="preserve"> 자전거 대여 정보 조회</w:t>
       </w:r>
     </w:p>
     <w:tbl>
@@ -965,35 +2655,18 @@
         </w:tc>
       </w:tr>
     </w:tbl>
+    <w:p/>
     <w:p>
       <w:r>
-        <w:br/>
-      </w:r>
-      <w:r>
-        <w:rPr>
-          <w:rFonts w:hint="eastAsia"/>
-        </w:rPr>
-        <w:t>&lt;</w:t>
-      </w:r>
-      <w:proofErr w:type="spellStart"/>
-      <w:r>
-        <w:t>김수림</w:t>
-      </w:r>
-      <w:proofErr w:type="spellEnd"/>
-      <w:r>
-        <w:t xml:space="preserve"> 팀원</w:t>
-      </w:r>
-      <w:r>
-        <w:rPr>
-          <w:rFonts w:hint="eastAsia"/>
-        </w:rPr>
-        <w:t>&gt;</w:t>
-      </w:r>
-      <w:r>
-        <w:br/>
-      </w:r>
-      <w:r>
-        <w:t>Use case description : 대여소 등록</w:t>
+        <w:t xml:space="preserve">Use case </w:t>
+      </w:r>
+      <w:proofErr w:type="gramStart"/>
+      <w:r>
+        <w:t>description :</w:t>
+      </w:r>
+      <w:proofErr w:type="gramEnd"/>
+      <w:r>
+        <w:t xml:space="preserve"> 대여 금액 및 횟수 조회</w:t>
       </w:r>
     </w:p>
     <w:tbl>
@@ -1177,16 +2850,18 @@
         </w:tc>
       </w:tr>
     </w:tbl>
+    <w:p/>
     <w:p>
-      <w:pPr>
-        <w:rPr>
-          <w:rFonts w:hint="eastAsia"/>
-        </w:rPr>
-      </w:pPr>
-    </w:p>
-    <w:p>
-      <w:r>
-        <w:t>Use case description : 대여소 리스트 조회</w:t>
+      <w:r>
+        <w:t xml:space="preserve">Use case </w:t>
+      </w:r>
+      <w:proofErr w:type="gramStart"/>
+      <w:r>
+        <w:t>description :</w:t>
+      </w:r>
+      <w:proofErr w:type="gramEnd"/>
+      <w:r>
+        <w:t xml:space="preserve"> 요금 조회</w:t>
       </w:r>
     </w:p>
     <w:tbl>
@@ -1370,16 +3045,18 @@
         </w:tc>
       </w:tr>
     </w:tbl>
+    <w:p/>
     <w:p>
-      <w:pPr>
-        <w:rPr>
-          <w:rFonts w:hint="eastAsia"/>
-        </w:rPr>
-      </w:pPr>
-    </w:p>
-    <w:p>
-      <w:r>
-        <w:t>Use case description : 대여소 상세 내용 조회</w:t>
+      <w:r>
+        <w:t xml:space="preserve">Use case </w:t>
+      </w:r>
+      <w:proofErr w:type="gramStart"/>
+      <w:r>
+        <w:t>description :</w:t>
+      </w:r>
+      <w:proofErr w:type="gramEnd"/>
+      <w:r>
+        <w:t xml:space="preserve"> 과거 내역 기록 조회</w:t>
       </w:r>
     </w:p>
     <w:tbl>
@@ -1563,16 +3240,44 @@
         </w:tc>
       </w:tr>
     </w:tbl>
+    <w:p/>
     <w:p>
-      <w:pPr>
+      <w:r>
         <w:rPr>
           <w:rFonts w:hint="eastAsia"/>
         </w:rPr>
-      </w:pPr>
-    </w:p>
-    <w:p>
-      <w:r>
-        <w:t>Use case description : 회원가입, 회원 탈퇴</w:t>
+        <w:t>&lt;</w:t>
+      </w:r>
+      <w:proofErr w:type="spellStart"/>
+      <w:r>
+        <w:rPr>
+          <w:rFonts w:hint="eastAsia"/>
+        </w:rPr>
+        <w:t>유현모</w:t>
+      </w:r>
+      <w:proofErr w:type="spellEnd"/>
+      <w:r>
+        <w:t xml:space="preserve"> 팀원</w:t>
+      </w:r>
+      <w:r>
+        <w:rPr>
+          <w:rFonts w:hint="eastAsia"/>
+        </w:rPr>
+        <w:t>&gt;</w:t>
+      </w:r>
+      <w:r>
+        <w:br/>
+      </w:r>
+      <w:r>
+        <w:t xml:space="preserve">Use case </w:t>
+      </w:r>
+      <w:proofErr w:type="gramStart"/>
+      <w:r>
+        <w:t>description :</w:t>
+      </w:r>
+      <w:proofErr w:type="gramEnd"/>
+      <w:r>
+        <w:t xml:space="preserve"> 대여소 검색</w:t>
       </w:r>
     </w:p>
     <w:tbl>
@@ -1756,33 +3461,18 @@
         </w:tc>
       </w:tr>
     </w:tbl>
+    <w:p/>
     <w:p>
-      <w:pPr>
-        <w:rPr>
-          <w:rFonts w:hint="eastAsia"/>
-        </w:rPr>
-      </w:pPr>
-    </w:p>
-    <w:p>
-      <w:r>
-        <w:rPr>
-          <w:rFonts w:hint="eastAsia"/>
-        </w:rPr>
-        <w:t>&lt;</w:t>
-      </w:r>
-      <w:r>
-        <w:t>전채운 팀원</w:t>
-      </w:r>
-      <w:r>
-        <w:rPr>
-          <w:rFonts w:hint="eastAsia"/>
-        </w:rPr>
-        <w:t>&gt;</w:t>
-      </w:r>
-    </w:p>
-    <w:p>
-      <w:r>
-        <w:t>Use case description : 자전거 대여 정보 조회</w:t>
+      <w:r>
+        <w:t xml:space="preserve">Use case </w:t>
+      </w:r>
+      <w:proofErr w:type="gramStart"/>
+      <w:r>
+        <w:t>description :</w:t>
+      </w:r>
+      <w:proofErr w:type="gramEnd"/>
+      <w:r>
+        <w:t xml:space="preserve"> 대여소 상세 정보 조회</w:t>
       </w:r>
     </w:p>
     <w:tbl>
@@ -1966,16 +3656,18 @@
         </w:tc>
       </w:tr>
     </w:tbl>
+    <w:p/>
     <w:p>
-      <w:pPr>
-        <w:rPr>
-          <w:rFonts w:hint="eastAsia"/>
-        </w:rPr>
-      </w:pPr>
-    </w:p>
-    <w:p>
-      <w:r>
-        <w:t>Use case description : 대여 금액 및 횟수 조회</w:t>
+      <w:r>
+        <w:t xml:space="preserve">Use case </w:t>
+      </w:r>
+      <w:proofErr w:type="gramStart"/>
+      <w:r>
+        <w:t>description :</w:t>
+      </w:r>
+      <w:proofErr w:type="gramEnd"/>
+      <w:r>
+        <w:t xml:space="preserve"> 대여 자전거 조회</w:t>
       </w:r>
     </w:p>
     <w:tbl>
@@ -2159,16 +3851,18 @@
         </w:tc>
       </w:tr>
     </w:tbl>
+    <w:p/>
     <w:p>
-      <w:pPr>
-        <w:rPr>
-          <w:rFonts w:hint="eastAsia"/>
-        </w:rPr>
-      </w:pPr>
-    </w:p>
-    <w:p>
-      <w:r>
-        <w:t>Use case description : 요금 조회</w:t>
+      <w:r>
+        <w:t xml:space="preserve">Use case </w:t>
+      </w:r>
+      <w:proofErr w:type="gramStart"/>
+      <w:r>
+        <w:t>description :</w:t>
+      </w:r>
+      <w:proofErr w:type="gramEnd"/>
+      <w:r>
+        <w:t xml:space="preserve"> 예약 대기 조회</w:t>
       </w:r>
     </w:p>
     <w:tbl>
@@ -2206,7 +3900,6 @@
           </w:tcPr>
           <w:p>
             <w:r>
-              <w:lastRenderedPageBreak/>
               <w:t>Actor Action</w:t>
             </w:r>
           </w:p>
@@ -2353,987 +4046,7 @@
         </w:tc>
       </w:tr>
     </w:tbl>
-    <w:p>
-      <w:pPr>
-        <w:rPr>
-          <w:rFonts w:hint="eastAsia"/>
-        </w:rPr>
-      </w:pPr>
-    </w:p>
-    <w:p>
-      <w:r>
-        <w:t>Use case description : 과거 내역 기록 조회</w:t>
-      </w:r>
-    </w:p>
-    <w:tbl>
-      <w:tblPr>
-        <w:tblW w:w="9026" w:type="dxa"/>
-        <w:tblCellMar>
-          <w:top w:w="15" w:type="dxa"/>
-          <w:left w:w="15" w:type="dxa"/>
-          <w:bottom w:w="15" w:type="dxa"/>
-          <w:right w:w="15" w:type="dxa"/>
-        </w:tblCellMar>
-        <w:tblLook w:val="04A0" w:firstRow="1" w:lastRow="0" w:firstColumn="1" w:lastColumn="0" w:noHBand="0" w:noVBand="1"/>
-      </w:tblPr>
-      <w:tblGrid>
-        <w:gridCol w:w="3862"/>
-        <w:gridCol w:w="5164"/>
-      </w:tblGrid>
-      <w:tr>
-        <w:tc>
-          <w:tcPr>
-            <w:tcW w:w="0" w:type="auto"/>
-            <w:tcBorders>
-              <w:top w:val="single" w:sz="8" w:space="0" w:color="000000"/>
-              <w:left w:val="single" w:sz="8" w:space="0" w:color="000000"/>
-              <w:bottom w:val="single" w:sz="8" w:space="0" w:color="000000"/>
-              <w:right w:val="single" w:sz="8" w:space="0" w:color="000000"/>
-            </w:tcBorders>
-            <w:tcMar>
-              <w:top w:w="100" w:type="dxa"/>
-              <w:left w:w="100" w:type="dxa"/>
-              <w:bottom w:w="100" w:type="dxa"/>
-              <w:right w:w="100" w:type="dxa"/>
-            </w:tcMar>
-            <w:hideMark/>
-          </w:tcPr>
-          <w:p>
-            <w:r>
-              <w:t>Actor Action</w:t>
-            </w:r>
-          </w:p>
-        </w:tc>
-        <w:tc>
-          <w:tcPr>
-            <w:tcW w:w="0" w:type="auto"/>
-            <w:tcBorders>
-              <w:top w:val="single" w:sz="8" w:space="0" w:color="000000"/>
-              <w:left w:val="single" w:sz="8" w:space="0" w:color="000000"/>
-              <w:bottom w:val="single" w:sz="8" w:space="0" w:color="000000"/>
-              <w:right w:val="single" w:sz="8" w:space="0" w:color="000000"/>
-            </w:tcBorders>
-            <w:tcMar>
-              <w:top w:w="100" w:type="dxa"/>
-              <w:left w:w="100" w:type="dxa"/>
-              <w:bottom w:w="100" w:type="dxa"/>
-              <w:right w:w="100" w:type="dxa"/>
-            </w:tcMar>
-            <w:hideMark/>
-          </w:tcPr>
-          <w:p>
-            <w:r>
-              <w:t>System Response</w:t>
-            </w:r>
-          </w:p>
-        </w:tc>
-      </w:tr>
-      <w:tr>
-        <w:tc>
-          <w:tcPr>
-            <w:tcW w:w="0" w:type="auto"/>
-            <w:tcBorders>
-              <w:top w:val="single" w:sz="8" w:space="0" w:color="000000"/>
-              <w:left w:val="single" w:sz="8" w:space="0" w:color="000000"/>
-              <w:bottom w:val="single" w:sz="8" w:space="0" w:color="000000"/>
-              <w:right w:val="single" w:sz="8" w:space="0" w:color="000000"/>
-            </w:tcBorders>
-            <w:tcMar>
-              <w:top w:w="100" w:type="dxa"/>
-              <w:left w:w="100" w:type="dxa"/>
-              <w:bottom w:w="100" w:type="dxa"/>
-              <w:right w:w="100" w:type="dxa"/>
-            </w:tcMar>
-          </w:tcPr>
-          <w:p/>
-        </w:tc>
-        <w:tc>
-          <w:tcPr>
-            <w:tcW w:w="0" w:type="auto"/>
-            <w:tcBorders>
-              <w:top w:val="single" w:sz="8" w:space="0" w:color="000000"/>
-              <w:left w:val="single" w:sz="8" w:space="0" w:color="000000"/>
-              <w:bottom w:val="single" w:sz="8" w:space="0" w:color="000000"/>
-              <w:right w:val="single" w:sz="8" w:space="0" w:color="000000"/>
-            </w:tcBorders>
-            <w:tcMar>
-              <w:top w:w="100" w:type="dxa"/>
-              <w:left w:w="100" w:type="dxa"/>
-              <w:bottom w:w="100" w:type="dxa"/>
-              <w:right w:w="100" w:type="dxa"/>
-            </w:tcMar>
-          </w:tcPr>
-          <w:p/>
-        </w:tc>
-      </w:tr>
-      <w:tr>
-        <w:trPr>
-          <w:trHeight w:val="1042"/>
-        </w:trPr>
-        <w:tc>
-          <w:tcPr>
-            <w:tcW w:w="0" w:type="auto"/>
-            <w:tcBorders>
-              <w:top w:val="single" w:sz="8" w:space="0" w:color="000000"/>
-              <w:left w:val="single" w:sz="8" w:space="0" w:color="000000"/>
-              <w:bottom w:val="single" w:sz="8" w:space="0" w:color="000000"/>
-              <w:right w:val="single" w:sz="8" w:space="0" w:color="000000"/>
-            </w:tcBorders>
-            <w:tcMar>
-              <w:top w:w="100" w:type="dxa"/>
-              <w:left w:w="100" w:type="dxa"/>
-              <w:bottom w:w="100" w:type="dxa"/>
-              <w:right w:w="100" w:type="dxa"/>
-            </w:tcMar>
-          </w:tcPr>
-          <w:p/>
-        </w:tc>
-        <w:tc>
-          <w:tcPr>
-            <w:tcW w:w="0" w:type="auto"/>
-            <w:tcBorders>
-              <w:top w:val="single" w:sz="8" w:space="0" w:color="000000"/>
-              <w:left w:val="single" w:sz="8" w:space="0" w:color="000000"/>
-              <w:bottom w:val="single" w:sz="8" w:space="0" w:color="000000"/>
-              <w:right w:val="single" w:sz="8" w:space="0" w:color="000000"/>
-            </w:tcBorders>
-            <w:tcMar>
-              <w:top w:w="100" w:type="dxa"/>
-              <w:left w:w="100" w:type="dxa"/>
-              <w:bottom w:w="100" w:type="dxa"/>
-              <w:right w:w="100" w:type="dxa"/>
-            </w:tcMar>
-          </w:tcPr>
-          <w:p/>
-        </w:tc>
-      </w:tr>
-      <w:tr>
-        <w:tc>
-          <w:tcPr>
-            <w:tcW w:w="0" w:type="auto"/>
-            <w:tcBorders>
-              <w:top w:val="single" w:sz="8" w:space="0" w:color="000000"/>
-              <w:left w:val="single" w:sz="8" w:space="0" w:color="000000"/>
-              <w:bottom w:val="single" w:sz="8" w:space="0" w:color="000000"/>
-              <w:right w:val="single" w:sz="8" w:space="0" w:color="000000"/>
-            </w:tcBorders>
-            <w:tcMar>
-              <w:top w:w="100" w:type="dxa"/>
-              <w:left w:w="100" w:type="dxa"/>
-              <w:bottom w:w="100" w:type="dxa"/>
-              <w:right w:w="100" w:type="dxa"/>
-            </w:tcMar>
-          </w:tcPr>
-          <w:p/>
-        </w:tc>
-        <w:tc>
-          <w:tcPr>
-            <w:tcW w:w="0" w:type="auto"/>
-            <w:tcBorders>
-              <w:top w:val="single" w:sz="8" w:space="0" w:color="000000"/>
-              <w:left w:val="single" w:sz="8" w:space="0" w:color="000000"/>
-              <w:bottom w:val="single" w:sz="8" w:space="0" w:color="000000"/>
-              <w:right w:val="single" w:sz="8" w:space="0" w:color="000000"/>
-            </w:tcBorders>
-            <w:tcMar>
-              <w:top w:w="100" w:type="dxa"/>
-              <w:left w:w="100" w:type="dxa"/>
-              <w:bottom w:w="100" w:type="dxa"/>
-              <w:right w:w="100" w:type="dxa"/>
-            </w:tcMar>
-          </w:tcPr>
-          <w:p/>
-        </w:tc>
-      </w:tr>
-    </w:tbl>
-    <w:p>
-      <w:pPr>
-        <w:rPr>
-          <w:rFonts w:hint="eastAsia"/>
-        </w:rPr>
-      </w:pPr>
-    </w:p>
-    <w:p>
-      <w:r>
-        <w:rPr>
-          <w:rFonts w:hint="eastAsia"/>
-        </w:rPr>
-        <w:t>&lt;</w:t>
-      </w:r>
-      <w:proofErr w:type="spellStart"/>
-      <w:r>
-        <w:rPr>
-          <w:rFonts w:hint="eastAsia"/>
-        </w:rPr>
-        <w:t>유현모</w:t>
-      </w:r>
-      <w:proofErr w:type="spellEnd"/>
-      <w:r>
-        <w:t xml:space="preserve"> 팀원</w:t>
-      </w:r>
-      <w:r>
-        <w:rPr>
-          <w:rFonts w:hint="eastAsia"/>
-        </w:rPr>
-        <w:t>&gt;</w:t>
-      </w:r>
-      <w:r>
-        <w:br/>
-      </w:r>
-      <w:r>
-        <w:t>Use case description : 대여소 검색</w:t>
-      </w:r>
-    </w:p>
-    <w:tbl>
-      <w:tblPr>
-        <w:tblW w:w="9026" w:type="dxa"/>
-        <w:tblCellMar>
-          <w:top w:w="15" w:type="dxa"/>
-          <w:left w:w="15" w:type="dxa"/>
-          <w:bottom w:w="15" w:type="dxa"/>
-          <w:right w:w="15" w:type="dxa"/>
-        </w:tblCellMar>
-        <w:tblLook w:val="04A0" w:firstRow="1" w:lastRow="0" w:firstColumn="1" w:lastColumn="0" w:noHBand="0" w:noVBand="1"/>
-      </w:tblPr>
-      <w:tblGrid>
-        <w:gridCol w:w="3862"/>
-        <w:gridCol w:w="5164"/>
-      </w:tblGrid>
-      <w:tr>
-        <w:tc>
-          <w:tcPr>
-            <w:tcW w:w="0" w:type="auto"/>
-            <w:tcBorders>
-              <w:top w:val="single" w:sz="8" w:space="0" w:color="000000"/>
-              <w:left w:val="single" w:sz="8" w:space="0" w:color="000000"/>
-              <w:bottom w:val="single" w:sz="8" w:space="0" w:color="000000"/>
-              <w:right w:val="single" w:sz="8" w:space="0" w:color="000000"/>
-            </w:tcBorders>
-            <w:tcMar>
-              <w:top w:w="100" w:type="dxa"/>
-              <w:left w:w="100" w:type="dxa"/>
-              <w:bottom w:w="100" w:type="dxa"/>
-              <w:right w:w="100" w:type="dxa"/>
-            </w:tcMar>
-            <w:hideMark/>
-          </w:tcPr>
-          <w:p>
-            <w:r>
-              <w:t>Actor Action</w:t>
-            </w:r>
-          </w:p>
-        </w:tc>
-        <w:tc>
-          <w:tcPr>
-            <w:tcW w:w="0" w:type="auto"/>
-            <w:tcBorders>
-              <w:top w:val="single" w:sz="8" w:space="0" w:color="000000"/>
-              <w:left w:val="single" w:sz="8" w:space="0" w:color="000000"/>
-              <w:bottom w:val="single" w:sz="8" w:space="0" w:color="000000"/>
-              <w:right w:val="single" w:sz="8" w:space="0" w:color="000000"/>
-            </w:tcBorders>
-            <w:tcMar>
-              <w:top w:w="100" w:type="dxa"/>
-              <w:left w:w="100" w:type="dxa"/>
-              <w:bottom w:w="100" w:type="dxa"/>
-              <w:right w:w="100" w:type="dxa"/>
-            </w:tcMar>
-            <w:hideMark/>
-          </w:tcPr>
-          <w:p>
-            <w:r>
-              <w:t>System Response</w:t>
-            </w:r>
-          </w:p>
-        </w:tc>
-      </w:tr>
-      <w:tr>
-        <w:tc>
-          <w:tcPr>
-            <w:tcW w:w="0" w:type="auto"/>
-            <w:tcBorders>
-              <w:top w:val="single" w:sz="8" w:space="0" w:color="000000"/>
-              <w:left w:val="single" w:sz="8" w:space="0" w:color="000000"/>
-              <w:bottom w:val="single" w:sz="8" w:space="0" w:color="000000"/>
-              <w:right w:val="single" w:sz="8" w:space="0" w:color="000000"/>
-            </w:tcBorders>
-            <w:tcMar>
-              <w:top w:w="100" w:type="dxa"/>
-              <w:left w:w="100" w:type="dxa"/>
-              <w:bottom w:w="100" w:type="dxa"/>
-              <w:right w:w="100" w:type="dxa"/>
-            </w:tcMar>
-          </w:tcPr>
-          <w:p/>
-        </w:tc>
-        <w:tc>
-          <w:tcPr>
-            <w:tcW w:w="0" w:type="auto"/>
-            <w:tcBorders>
-              <w:top w:val="single" w:sz="8" w:space="0" w:color="000000"/>
-              <w:left w:val="single" w:sz="8" w:space="0" w:color="000000"/>
-              <w:bottom w:val="single" w:sz="8" w:space="0" w:color="000000"/>
-              <w:right w:val="single" w:sz="8" w:space="0" w:color="000000"/>
-            </w:tcBorders>
-            <w:tcMar>
-              <w:top w:w="100" w:type="dxa"/>
-              <w:left w:w="100" w:type="dxa"/>
-              <w:bottom w:w="100" w:type="dxa"/>
-              <w:right w:w="100" w:type="dxa"/>
-            </w:tcMar>
-          </w:tcPr>
-          <w:p/>
-        </w:tc>
-      </w:tr>
-      <w:tr>
-        <w:trPr>
-          <w:trHeight w:val="1042"/>
-        </w:trPr>
-        <w:tc>
-          <w:tcPr>
-            <w:tcW w:w="0" w:type="auto"/>
-            <w:tcBorders>
-              <w:top w:val="single" w:sz="8" w:space="0" w:color="000000"/>
-              <w:left w:val="single" w:sz="8" w:space="0" w:color="000000"/>
-              <w:bottom w:val="single" w:sz="8" w:space="0" w:color="000000"/>
-              <w:right w:val="single" w:sz="8" w:space="0" w:color="000000"/>
-            </w:tcBorders>
-            <w:tcMar>
-              <w:top w:w="100" w:type="dxa"/>
-              <w:left w:w="100" w:type="dxa"/>
-              <w:bottom w:w="100" w:type="dxa"/>
-              <w:right w:w="100" w:type="dxa"/>
-            </w:tcMar>
-          </w:tcPr>
-          <w:p/>
-        </w:tc>
-        <w:tc>
-          <w:tcPr>
-            <w:tcW w:w="0" w:type="auto"/>
-            <w:tcBorders>
-              <w:top w:val="single" w:sz="8" w:space="0" w:color="000000"/>
-              <w:left w:val="single" w:sz="8" w:space="0" w:color="000000"/>
-              <w:bottom w:val="single" w:sz="8" w:space="0" w:color="000000"/>
-              <w:right w:val="single" w:sz="8" w:space="0" w:color="000000"/>
-            </w:tcBorders>
-            <w:tcMar>
-              <w:top w:w="100" w:type="dxa"/>
-              <w:left w:w="100" w:type="dxa"/>
-              <w:bottom w:w="100" w:type="dxa"/>
-              <w:right w:w="100" w:type="dxa"/>
-            </w:tcMar>
-          </w:tcPr>
-          <w:p/>
-        </w:tc>
-      </w:tr>
-      <w:tr>
-        <w:tc>
-          <w:tcPr>
-            <w:tcW w:w="0" w:type="auto"/>
-            <w:tcBorders>
-              <w:top w:val="single" w:sz="8" w:space="0" w:color="000000"/>
-              <w:left w:val="single" w:sz="8" w:space="0" w:color="000000"/>
-              <w:bottom w:val="single" w:sz="8" w:space="0" w:color="000000"/>
-              <w:right w:val="single" w:sz="8" w:space="0" w:color="000000"/>
-            </w:tcBorders>
-            <w:tcMar>
-              <w:top w:w="100" w:type="dxa"/>
-              <w:left w:w="100" w:type="dxa"/>
-              <w:bottom w:w="100" w:type="dxa"/>
-              <w:right w:w="100" w:type="dxa"/>
-            </w:tcMar>
-          </w:tcPr>
-          <w:p/>
-        </w:tc>
-        <w:tc>
-          <w:tcPr>
-            <w:tcW w:w="0" w:type="auto"/>
-            <w:tcBorders>
-              <w:top w:val="single" w:sz="8" w:space="0" w:color="000000"/>
-              <w:left w:val="single" w:sz="8" w:space="0" w:color="000000"/>
-              <w:bottom w:val="single" w:sz="8" w:space="0" w:color="000000"/>
-              <w:right w:val="single" w:sz="8" w:space="0" w:color="000000"/>
-            </w:tcBorders>
-            <w:tcMar>
-              <w:top w:w="100" w:type="dxa"/>
-              <w:left w:w="100" w:type="dxa"/>
-              <w:bottom w:w="100" w:type="dxa"/>
-              <w:right w:w="100" w:type="dxa"/>
-            </w:tcMar>
-          </w:tcPr>
-          <w:p/>
-        </w:tc>
-      </w:tr>
-    </w:tbl>
     <w:p/>
-    <w:p>
-      <w:r>
-        <w:lastRenderedPageBreak/>
-        <w:t>Use case description : 대여소 상세 정보 조회</w:t>
-      </w:r>
-    </w:p>
-    <w:tbl>
-      <w:tblPr>
-        <w:tblW w:w="9026" w:type="dxa"/>
-        <w:tblCellMar>
-          <w:top w:w="15" w:type="dxa"/>
-          <w:left w:w="15" w:type="dxa"/>
-          <w:bottom w:w="15" w:type="dxa"/>
-          <w:right w:w="15" w:type="dxa"/>
-        </w:tblCellMar>
-        <w:tblLook w:val="04A0" w:firstRow="1" w:lastRow="0" w:firstColumn="1" w:lastColumn="0" w:noHBand="0" w:noVBand="1"/>
-      </w:tblPr>
-      <w:tblGrid>
-        <w:gridCol w:w="3862"/>
-        <w:gridCol w:w="5164"/>
-      </w:tblGrid>
-      <w:tr>
-        <w:tc>
-          <w:tcPr>
-            <w:tcW w:w="0" w:type="auto"/>
-            <w:tcBorders>
-              <w:top w:val="single" w:sz="8" w:space="0" w:color="000000"/>
-              <w:left w:val="single" w:sz="8" w:space="0" w:color="000000"/>
-              <w:bottom w:val="single" w:sz="8" w:space="0" w:color="000000"/>
-              <w:right w:val="single" w:sz="8" w:space="0" w:color="000000"/>
-            </w:tcBorders>
-            <w:tcMar>
-              <w:top w:w="100" w:type="dxa"/>
-              <w:left w:w="100" w:type="dxa"/>
-              <w:bottom w:w="100" w:type="dxa"/>
-              <w:right w:w="100" w:type="dxa"/>
-            </w:tcMar>
-            <w:hideMark/>
-          </w:tcPr>
-          <w:p>
-            <w:r>
-              <w:t>Actor Action</w:t>
-            </w:r>
-          </w:p>
-        </w:tc>
-        <w:tc>
-          <w:tcPr>
-            <w:tcW w:w="0" w:type="auto"/>
-            <w:tcBorders>
-              <w:top w:val="single" w:sz="8" w:space="0" w:color="000000"/>
-              <w:left w:val="single" w:sz="8" w:space="0" w:color="000000"/>
-              <w:bottom w:val="single" w:sz="8" w:space="0" w:color="000000"/>
-              <w:right w:val="single" w:sz="8" w:space="0" w:color="000000"/>
-            </w:tcBorders>
-            <w:tcMar>
-              <w:top w:w="100" w:type="dxa"/>
-              <w:left w:w="100" w:type="dxa"/>
-              <w:bottom w:w="100" w:type="dxa"/>
-              <w:right w:w="100" w:type="dxa"/>
-            </w:tcMar>
-            <w:hideMark/>
-          </w:tcPr>
-          <w:p>
-            <w:r>
-              <w:t>System Response</w:t>
-            </w:r>
-          </w:p>
-        </w:tc>
-      </w:tr>
-      <w:tr>
-        <w:tc>
-          <w:tcPr>
-            <w:tcW w:w="0" w:type="auto"/>
-            <w:tcBorders>
-              <w:top w:val="single" w:sz="8" w:space="0" w:color="000000"/>
-              <w:left w:val="single" w:sz="8" w:space="0" w:color="000000"/>
-              <w:bottom w:val="single" w:sz="8" w:space="0" w:color="000000"/>
-              <w:right w:val="single" w:sz="8" w:space="0" w:color="000000"/>
-            </w:tcBorders>
-            <w:tcMar>
-              <w:top w:w="100" w:type="dxa"/>
-              <w:left w:w="100" w:type="dxa"/>
-              <w:bottom w:w="100" w:type="dxa"/>
-              <w:right w:w="100" w:type="dxa"/>
-            </w:tcMar>
-          </w:tcPr>
-          <w:p/>
-        </w:tc>
-        <w:tc>
-          <w:tcPr>
-            <w:tcW w:w="0" w:type="auto"/>
-            <w:tcBorders>
-              <w:top w:val="single" w:sz="8" w:space="0" w:color="000000"/>
-              <w:left w:val="single" w:sz="8" w:space="0" w:color="000000"/>
-              <w:bottom w:val="single" w:sz="8" w:space="0" w:color="000000"/>
-              <w:right w:val="single" w:sz="8" w:space="0" w:color="000000"/>
-            </w:tcBorders>
-            <w:tcMar>
-              <w:top w:w="100" w:type="dxa"/>
-              <w:left w:w="100" w:type="dxa"/>
-              <w:bottom w:w="100" w:type="dxa"/>
-              <w:right w:w="100" w:type="dxa"/>
-            </w:tcMar>
-          </w:tcPr>
-          <w:p/>
-        </w:tc>
-      </w:tr>
-      <w:tr>
-        <w:trPr>
-          <w:trHeight w:val="1042"/>
-        </w:trPr>
-        <w:tc>
-          <w:tcPr>
-            <w:tcW w:w="0" w:type="auto"/>
-            <w:tcBorders>
-              <w:top w:val="single" w:sz="8" w:space="0" w:color="000000"/>
-              <w:left w:val="single" w:sz="8" w:space="0" w:color="000000"/>
-              <w:bottom w:val="single" w:sz="8" w:space="0" w:color="000000"/>
-              <w:right w:val="single" w:sz="8" w:space="0" w:color="000000"/>
-            </w:tcBorders>
-            <w:tcMar>
-              <w:top w:w="100" w:type="dxa"/>
-              <w:left w:w="100" w:type="dxa"/>
-              <w:bottom w:w="100" w:type="dxa"/>
-              <w:right w:w="100" w:type="dxa"/>
-            </w:tcMar>
-          </w:tcPr>
-          <w:p/>
-        </w:tc>
-        <w:tc>
-          <w:tcPr>
-            <w:tcW w:w="0" w:type="auto"/>
-            <w:tcBorders>
-              <w:top w:val="single" w:sz="8" w:space="0" w:color="000000"/>
-              <w:left w:val="single" w:sz="8" w:space="0" w:color="000000"/>
-              <w:bottom w:val="single" w:sz="8" w:space="0" w:color="000000"/>
-              <w:right w:val="single" w:sz="8" w:space="0" w:color="000000"/>
-            </w:tcBorders>
-            <w:tcMar>
-              <w:top w:w="100" w:type="dxa"/>
-              <w:left w:w="100" w:type="dxa"/>
-              <w:bottom w:w="100" w:type="dxa"/>
-              <w:right w:w="100" w:type="dxa"/>
-            </w:tcMar>
-          </w:tcPr>
-          <w:p/>
-        </w:tc>
-      </w:tr>
-      <w:tr>
-        <w:tc>
-          <w:tcPr>
-            <w:tcW w:w="0" w:type="auto"/>
-            <w:tcBorders>
-              <w:top w:val="single" w:sz="8" w:space="0" w:color="000000"/>
-              <w:left w:val="single" w:sz="8" w:space="0" w:color="000000"/>
-              <w:bottom w:val="single" w:sz="8" w:space="0" w:color="000000"/>
-              <w:right w:val="single" w:sz="8" w:space="0" w:color="000000"/>
-            </w:tcBorders>
-            <w:tcMar>
-              <w:top w:w="100" w:type="dxa"/>
-              <w:left w:w="100" w:type="dxa"/>
-              <w:bottom w:w="100" w:type="dxa"/>
-              <w:right w:w="100" w:type="dxa"/>
-            </w:tcMar>
-          </w:tcPr>
-          <w:p/>
-        </w:tc>
-        <w:tc>
-          <w:tcPr>
-            <w:tcW w:w="0" w:type="auto"/>
-            <w:tcBorders>
-              <w:top w:val="single" w:sz="8" w:space="0" w:color="000000"/>
-              <w:left w:val="single" w:sz="8" w:space="0" w:color="000000"/>
-              <w:bottom w:val="single" w:sz="8" w:space="0" w:color="000000"/>
-              <w:right w:val="single" w:sz="8" w:space="0" w:color="000000"/>
-            </w:tcBorders>
-            <w:tcMar>
-              <w:top w:w="100" w:type="dxa"/>
-              <w:left w:w="100" w:type="dxa"/>
-              <w:bottom w:w="100" w:type="dxa"/>
-              <w:right w:w="100" w:type="dxa"/>
-            </w:tcMar>
-          </w:tcPr>
-          <w:p/>
-        </w:tc>
-      </w:tr>
-    </w:tbl>
-    <w:p/>
-    <w:p>
-      <w:r>
-        <w:t>Use case description : 대여 자전거 조회</w:t>
-      </w:r>
-    </w:p>
-    <w:tbl>
-      <w:tblPr>
-        <w:tblW w:w="9026" w:type="dxa"/>
-        <w:tblCellMar>
-          <w:top w:w="15" w:type="dxa"/>
-          <w:left w:w="15" w:type="dxa"/>
-          <w:bottom w:w="15" w:type="dxa"/>
-          <w:right w:w="15" w:type="dxa"/>
-        </w:tblCellMar>
-        <w:tblLook w:val="04A0" w:firstRow="1" w:lastRow="0" w:firstColumn="1" w:lastColumn="0" w:noHBand="0" w:noVBand="1"/>
-      </w:tblPr>
-      <w:tblGrid>
-        <w:gridCol w:w="3862"/>
-        <w:gridCol w:w="5164"/>
-      </w:tblGrid>
-      <w:tr>
-        <w:tc>
-          <w:tcPr>
-            <w:tcW w:w="0" w:type="auto"/>
-            <w:tcBorders>
-              <w:top w:val="single" w:sz="8" w:space="0" w:color="000000"/>
-              <w:left w:val="single" w:sz="8" w:space="0" w:color="000000"/>
-              <w:bottom w:val="single" w:sz="8" w:space="0" w:color="000000"/>
-              <w:right w:val="single" w:sz="8" w:space="0" w:color="000000"/>
-            </w:tcBorders>
-            <w:tcMar>
-              <w:top w:w="100" w:type="dxa"/>
-              <w:left w:w="100" w:type="dxa"/>
-              <w:bottom w:w="100" w:type="dxa"/>
-              <w:right w:w="100" w:type="dxa"/>
-            </w:tcMar>
-            <w:hideMark/>
-          </w:tcPr>
-          <w:p>
-            <w:r>
-              <w:t>Actor Action</w:t>
-            </w:r>
-          </w:p>
-        </w:tc>
-        <w:tc>
-          <w:tcPr>
-            <w:tcW w:w="0" w:type="auto"/>
-            <w:tcBorders>
-              <w:top w:val="single" w:sz="8" w:space="0" w:color="000000"/>
-              <w:left w:val="single" w:sz="8" w:space="0" w:color="000000"/>
-              <w:bottom w:val="single" w:sz="8" w:space="0" w:color="000000"/>
-              <w:right w:val="single" w:sz="8" w:space="0" w:color="000000"/>
-            </w:tcBorders>
-            <w:tcMar>
-              <w:top w:w="100" w:type="dxa"/>
-              <w:left w:w="100" w:type="dxa"/>
-              <w:bottom w:w="100" w:type="dxa"/>
-              <w:right w:w="100" w:type="dxa"/>
-            </w:tcMar>
-            <w:hideMark/>
-          </w:tcPr>
-          <w:p>
-            <w:r>
-              <w:t>System Response</w:t>
-            </w:r>
-          </w:p>
-        </w:tc>
-      </w:tr>
-      <w:tr>
-        <w:tc>
-          <w:tcPr>
-            <w:tcW w:w="0" w:type="auto"/>
-            <w:tcBorders>
-              <w:top w:val="single" w:sz="8" w:space="0" w:color="000000"/>
-              <w:left w:val="single" w:sz="8" w:space="0" w:color="000000"/>
-              <w:bottom w:val="single" w:sz="8" w:space="0" w:color="000000"/>
-              <w:right w:val="single" w:sz="8" w:space="0" w:color="000000"/>
-            </w:tcBorders>
-            <w:tcMar>
-              <w:top w:w="100" w:type="dxa"/>
-              <w:left w:w="100" w:type="dxa"/>
-              <w:bottom w:w="100" w:type="dxa"/>
-              <w:right w:w="100" w:type="dxa"/>
-            </w:tcMar>
-          </w:tcPr>
-          <w:p/>
-        </w:tc>
-        <w:tc>
-          <w:tcPr>
-            <w:tcW w:w="0" w:type="auto"/>
-            <w:tcBorders>
-              <w:top w:val="single" w:sz="8" w:space="0" w:color="000000"/>
-              <w:left w:val="single" w:sz="8" w:space="0" w:color="000000"/>
-              <w:bottom w:val="single" w:sz="8" w:space="0" w:color="000000"/>
-              <w:right w:val="single" w:sz="8" w:space="0" w:color="000000"/>
-            </w:tcBorders>
-            <w:tcMar>
-              <w:top w:w="100" w:type="dxa"/>
-              <w:left w:w="100" w:type="dxa"/>
-              <w:bottom w:w="100" w:type="dxa"/>
-              <w:right w:w="100" w:type="dxa"/>
-            </w:tcMar>
-          </w:tcPr>
-          <w:p/>
-        </w:tc>
-      </w:tr>
-      <w:tr>
-        <w:trPr>
-          <w:trHeight w:val="1042"/>
-        </w:trPr>
-        <w:tc>
-          <w:tcPr>
-            <w:tcW w:w="0" w:type="auto"/>
-            <w:tcBorders>
-              <w:top w:val="single" w:sz="8" w:space="0" w:color="000000"/>
-              <w:left w:val="single" w:sz="8" w:space="0" w:color="000000"/>
-              <w:bottom w:val="single" w:sz="8" w:space="0" w:color="000000"/>
-              <w:right w:val="single" w:sz="8" w:space="0" w:color="000000"/>
-            </w:tcBorders>
-            <w:tcMar>
-              <w:top w:w="100" w:type="dxa"/>
-              <w:left w:w="100" w:type="dxa"/>
-              <w:bottom w:w="100" w:type="dxa"/>
-              <w:right w:w="100" w:type="dxa"/>
-            </w:tcMar>
-          </w:tcPr>
-          <w:p/>
-        </w:tc>
-        <w:tc>
-          <w:tcPr>
-            <w:tcW w:w="0" w:type="auto"/>
-            <w:tcBorders>
-              <w:top w:val="single" w:sz="8" w:space="0" w:color="000000"/>
-              <w:left w:val="single" w:sz="8" w:space="0" w:color="000000"/>
-              <w:bottom w:val="single" w:sz="8" w:space="0" w:color="000000"/>
-              <w:right w:val="single" w:sz="8" w:space="0" w:color="000000"/>
-            </w:tcBorders>
-            <w:tcMar>
-              <w:top w:w="100" w:type="dxa"/>
-              <w:left w:w="100" w:type="dxa"/>
-              <w:bottom w:w="100" w:type="dxa"/>
-              <w:right w:w="100" w:type="dxa"/>
-            </w:tcMar>
-          </w:tcPr>
-          <w:p/>
-        </w:tc>
-      </w:tr>
-      <w:tr>
-        <w:tc>
-          <w:tcPr>
-            <w:tcW w:w="0" w:type="auto"/>
-            <w:tcBorders>
-              <w:top w:val="single" w:sz="8" w:space="0" w:color="000000"/>
-              <w:left w:val="single" w:sz="8" w:space="0" w:color="000000"/>
-              <w:bottom w:val="single" w:sz="8" w:space="0" w:color="000000"/>
-              <w:right w:val="single" w:sz="8" w:space="0" w:color="000000"/>
-            </w:tcBorders>
-            <w:tcMar>
-              <w:top w:w="100" w:type="dxa"/>
-              <w:left w:w="100" w:type="dxa"/>
-              <w:bottom w:w="100" w:type="dxa"/>
-              <w:right w:w="100" w:type="dxa"/>
-            </w:tcMar>
-          </w:tcPr>
-          <w:p/>
-        </w:tc>
-        <w:tc>
-          <w:tcPr>
-            <w:tcW w:w="0" w:type="auto"/>
-            <w:tcBorders>
-              <w:top w:val="single" w:sz="8" w:space="0" w:color="000000"/>
-              <w:left w:val="single" w:sz="8" w:space="0" w:color="000000"/>
-              <w:bottom w:val="single" w:sz="8" w:space="0" w:color="000000"/>
-              <w:right w:val="single" w:sz="8" w:space="0" w:color="000000"/>
-            </w:tcBorders>
-            <w:tcMar>
-              <w:top w:w="100" w:type="dxa"/>
-              <w:left w:w="100" w:type="dxa"/>
-              <w:bottom w:w="100" w:type="dxa"/>
-              <w:right w:w="100" w:type="dxa"/>
-            </w:tcMar>
-          </w:tcPr>
-          <w:p/>
-        </w:tc>
-      </w:tr>
-    </w:tbl>
-    <w:p/>
-    <w:p>
-      <w:r>
-        <w:t>Use case description : 예약 대기 조회</w:t>
-      </w:r>
-    </w:p>
-    <w:tbl>
-      <w:tblPr>
-        <w:tblW w:w="9026" w:type="dxa"/>
-        <w:tblCellMar>
-          <w:top w:w="15" w:type="dxa"/>
-          <w:left w:w="15" w:type="dxa"/>
-          <w:bottom w:w="15" w:type="dxa"/>
-          <w:right w:w="15" w:type="dxa"/>
-        </w:tblCellMar>
-        <w:tblLook w:val="04A0" w:firstRow="1" w:lastRow="0" w:firstColumn="1" w:lastColumn="0" w:noHBand="0" w:noVBand="1"/>
-      </w:tblPr>
-      <w:tblGrid>
-        <w:gridCol w:w="3862"/>
-        <w:gridCol w:w="5164"/>
-      </w:tblGrid>
-      <w:tr>
-        <w:tc>
-          <w:tcPr>
-            <w:tcW w:w="0" w:type="auto"/>
-            <w:tcBorders>
-              <w:top w:val="single" w:sz="8" w:space="0" w:color="000000"/>
-              <w:left w:val="single" w:sz="8" w:space="0" w:color="000000"/>
-              <w:bottom w:val="single" w:sz="8" w:space="0" w:color="000000"/>
-              <w:right w:val="single" w:sz="8" w:space="0" w:color="000000"/>
-            </w:tcBorders>
-            <w:tcMar>
-              <w:top w:w="100" w:type="dxa"/>
-              <w:left w:w="100" w:type="dxa"/>
-              <w:bottom w:w="100" w:type="dxa"/>
-              <w:right w:w="100" w:type="dxa"/>
-            </w:tcMar>
-            <w:hideMark/>
-          </w:tcPr>
-          <w:p>
-            <w:r>
-              <w:t>Actor Action</w:t>
-            </w:r>
-          </w:p>
-        </w:tc>
-        <w:tc>
-          <w:tcPr>
-            <w:tcW w:w="0" w:type="auto"/>
-            <w:tcBorders>
-              <w:top w:val="single" w:sz="8" w:space="0" w:color="000000"/>
-              <w:left w:val="single" w:sz="8" w:space="0" w:color="000000"/>
-              <w:bottom w:val="single" w:sz="8" w:space="0" w:color="000000"/>
-              <w:right w:val="single" w:sz="8" w:space="0" w:color="000000"/>
-            </w:tcBorders>
-            <w:tcMar>
-              <w:top w:w="100" w:type="dxa"/>
-              <w:left w:w="100" w:type="dxa"/>
-              <w:bottom w:w="100" w:type="dxa"/>
-              <w:right w:w="100" w:type="dxa"/>
-            </w:tcMar>
-            <w:hideMark/>
-          </w:tcPr>
-          <w:p>
-            <w:r>
-              <w:t>System Response</w:t>
-            </w:r>
-          </w:p>
-        </w:tc>
-      </w:tr>
-      <w:tr>
-        <w:tc>
-          <w:tcPr>
-            <w:tcW w:w="0" w:type="auto"/>
-            <w:tcBorders>
-              <w:top w:val="single" w:sz="8" w:space="0" w:color="000000"/>
-              <w:left w:val="single" w:sz="8" w:space="0" w:color="000000"/>
-              <w:bottom w:val="single" w:sz="8" w:space="0" w:color="000000"/>
-              <w:right w:val="single" w:sz="8" w:space="0" w:color="000000"/>
-            </w:tcBorders>
-            <w:tcMar>
-              <w:top w:w="100" w:type="dxa"/>
-              <w:left w:w="100" w:type="dxa"/>
-              <w:bottom w:w="100" w:type="dxa"/>
-              <w:right w:w="100" w:type="dxa"/>
-            </w:tcMar>
-          </w:tcPr>
-          <w:p/>
-        </w:tc>
-        <w:tc>
-          <w:tcPr>
-            <w:tcW w:w="0" w:type="auto"/>
-            <w:tcBorders>
-              <w:top w:val="single" w:sz="8" w:space="0" w:color="000000"/>
-              <w:left w:val="single" w:sz="8" w:space="0" w:color="000000"/>
-              <w:bottom w:val="single" w:sz="8" w:space="0" w:color="000000"/>
-              <w:right w:val="single" w:sz="8" w:space="0" w:color="000000"/>
-            </w:tcBorders>
-            <w:tcMar>
-              <w:top w:w="100" w:type="dxa"/>
-              <w:left w:w="100" w:type="dxa"/>
-              <w:bottom w:w="100" w:type="dxa"/>
-              <w:right w:w="100" w:type="dxa"/>
-            </w:tcMar>
-          </w:tcPr>
-          <w:p/>
-        </w:tc>
-      </w:tr>
-      <w:tr>
-        <w:trPr>
-          <w:trHeight w:val="1042"/>
-        </w:trPr>
-        <w:tc>
-          <w:tcPr>
-            <w:tcW w:w="0" w:type="auto"/>
-            <w:tcBorders>
-              <w:top w:val="single" w:sz="8" w:space="0" w:color="000000"/>
-              <w:left w:val="single" w:sz="8" w:space="0" w:color="000000"/>
-              <w:bottom w:val="single" w:sz="8" w:space="0" w:color="000000"/>
-              <w:right w:val="single" w:sz="8" w:space="0" w:color="000000"/>
-            </w:tcBorders>
-            <w:tcMar>
-              <w:top w:w="100" w:type="dxa"/>
-              <w:left w:w="100" w:type="dxa"/>
-              <w:bottom w:w="100" w:type="dxa"/>
-              <w:right w:w="100" w:type="dxa"/>
-            </w:tcMar>
-          </w:tcPr>
-          <w:p/>
-        </w:tc>
-        <w:tc>
-          <w:tcPr>
-            <w:tcW w:w="0" w:type="auto"/>
-            <w:tcBorders>
-              <w:top w:val="single" w:sz="8" w:space="0" w:color="000000"/>
-              <w:left w:val="single" w:sz="8" w:space="0" w:color="000000"/>
-              <w:bottom w:val="single" w:sz="8" w:space="0" w:color="000000"/>
-              <w:right w:val="single" w:sz="8" w:space="0" w:color="000000"/>
-            </w:tcBorders>
-            <w:tcMar>
-              <w:top w:w="100" w:type="dxa"/>
-              <w:left w:w="100" w:type="dxa"/>
-              <w:bottom w:w="100" w:type="dxa"/>
-              <w:right w:w="100" w:type="dxa"/>
-            </w:tcMar>
-          </w:tcPr>
-          <w:p/>
-        </w:tc>
-      </w:tr>
-      <w:tr>
-        <w:tc>
-          <w:tcPr>
-            <w:tcW w:w="0" w:type="auto"/>
-            <w:tcBorders>
-              <w:top w:val="single" w:sz="8" w:space="0" w:color="000000"/>
-              <w:left w:val="single" w:sz="8" w:space="0" w:color="000000"/>
-              <w:bottom w:val="single" w:sz="8" w:space="0" w:color="000000"/>
-              <w:right w:val="single" w:sz="8" w:space="0" w:color="000000"/>
-            </w:tcBorders>
-            <w:tcMar>
-              <w:top w:w="100" w:type="dxa"/>
-              <w:left w:w="100" w:type="dxa"/>
-              <w:bottom w:w="100" w:type="dxa"/>
-              <w:right w:w="100" w:type="dxa"/>
-            </w:tcMar>
-          </w:tcPr>
-          <w:p/>
-        </w:tc>
-        <w:tc>
-          <w:tcPr>
-            <w:tcW w:w="0" w:type="auto"/>
-            <w:tcBorders>
-              <w:top w:val="single" w:sz="8" w:space="0" w:color="000000"/>
-              <w:left w:val="single" w:sz="8" w:space="0" w:color="000000"/>
-              <w:bottom w:val="single" w:sz="8" w:space="0" w:color="000000"/>
-              <w:right w:val="single" w:sz="8" w:space="0" w:color="000000"/>
-            </w:tcBorders>
-            <w:tcMar>
-              <w:top w:w="100" w:type="dxa"/>
-              <w:left w:w="100" w:type="dxa"/>
-              <w:bottom w:w="100" w:type="dxa"/>
-              <w:right w:w="100" w:type="dxa"/>
-            </w:tcMar>
-          </w:tcPr>
-          <w:p/>
-        </w:tc>
-      </w:tr>
-    </w:tbl>
-    <w:p>
-      <w:pPr>
-        <w:rPr>
-          <w:rFonts w:hint="eastAsia"/>
-        </w:rPr>
-      </w:pPr>
-    </w:p>
     <w:sectPr>
       <w:pgSz w:w="11906" w:h="16838"/>
       <w:pgMar w:top="1701" w:right="1440" w:bottom="1440" w:left="1440" w:header="851" w:footer="992" w:gutter="0"/>
@@ -4259,6 +4972,26 @@
       <w:spacing w:val="5"/>
     </w:rPr>
   </w:style>
+  <w:style w:type="paragraph" w:styleId="aa">
+    <w:name w:val="Normal (Web)"/>
+    <w:basedOn w:val="a"/>
+    <w:uiPriority w:val="99"/>
+    <w:unhideWhenUsed/>
+    <w:rsid w:val="00EE6D1E"/>
+    <w:pPr>
+      <w:widowControl/>
+      <w:wordWrap/>
+      <w:autoSpaceDE/>
+      <w:autoSpaceDN/>
+      <w:spacing w:before="100" w:beforeAutospacing="1" w:after="100" w:afterAutospacing="1"/>
+    </w:pPr>
+    <w:rPr>
+      <w:rFonts w:ascii="굴림" w:eastAsia="굴림" w:hAnsi="굴림" w:cs="굴림"/>
+      <w:kern w:val="0"/>
+      <w:sz w:val="24"/>
+      <w14:ligatures w14:val="none"/>
+    </w:rPr>
+  </w:style>
 </w:styles>
 </file>
 
